--- a/DAS_FS2(en proceso y sujeto a cambios).docx
+++ b/DAS_FS2(en proceso y sujeto a cambios).docx
@@ -107,6 +107,23 @@
           <w:szCs w:val="24"/>
           <w:rtl w:val="0"/>
         </w:rPr>
+        <w:t xml:space="preserve">Adonis Gomis Herrera</w:t>
+      </w:r>
+    </w:p>
+    <w:p>
+      <w:pPr>
+        <w:jc w:val="center"/>
+        <w:rPr>
+          <w:sz w:val="24"/>
+          <w:szCs w:val="24"/>
+        </w:rPr>
+      </w:pPr>
+      <w:r>
+        <w:rPr>
+          <w:sz w:val="24"/>
+          <w:szCs w:val="24"/>
+          <w:rtl w:val="0"/>
+        </w:rPr>
         <w:t xml:space="preserve">Diego Cid Torres</w:t>
       </w:r>
     </w:p>
@@ -124,23 +141,6 @@
           <w:szCs w:val="24"/>
           <w:rtl w:val="0"/>
         </w:rPr>
-        <w:t xml:space="preserve">Adonis Gomis Herrera</w:t>
-      </w:r>
-    </w:p>
-    <w:p>
-      <w:pPr>
-        <w:jc w:val="center"/>
-        <w:rPr>
-          <w:sz w:val="24"/>
-          <w:szCs w:val="24"/>
-        </w:rPr>
-      </w:pPr>
-      <w:r>
-        <w:rPr>
-          <w:sz w:val="24"/>
-          <w:szCs w:val="24"/>
-          <w:rtl w:val="0"/>
-        </w:rPr>
         <w:t xml:space="preserve">Carrera de Ingeniería Informática, DuocUC</w:t>
       </w:r>
     </w:p>
@@ -175,7 +175,7 @@
           <w:szCs w:val="24"/>
           <w:rtl w:val="0"/>
         </w:rPr>
-        <w:t xml:space="preserve">Alejandro Sepulveda Montero</w:t>
+        <w:t xml:space="preserve">Alejandro Sepúlveda Montero</w:t>
       </w:r>
     </w:p>
     <w:p>
@@ -491,146 +491,7 @@
     </w:p>
     <w:p>
       <w:pPr>
-        <w:jc w:val="center"/>
-        <w:rPr>
-          <w:sz w:val="24"/>
-          <w:szCs w:val="24"/>
-        </w:rPr>
-      </w:pPr>
-      <w:r>
-        <w:rPr>
-          <w:rtl w:val="0"/>
-        </w:rPr>
-      </w:r>
-    </w:p>
-    <w:p>
-      <w:pPr>
-        <w:jc w:val="center"/>
-        <w:rPr>
-          <w:sz w:val="24"/>
-          <w:szCs w:val="24"/>
-        </w:rPr>
-      </w:pPr>
-      <w:r>
-        <w:rPr>
-          <w:rtl w:val="0"/>
-        </w:rPr>
-      </w:r>
-    </w:p>
-    <w:p>
-      <w:pPr>
-        <w:jc w:val="center"/>
-        <w:rPr>
-          <w:sz w:val="24"/>
-          <w:szCs w:val="24"/>
-        </w:rPr>
-      </w:pPr>
-      <w:r>
-        <w:rPr>
-          <w:rtl w:val="0"/>
-        </w:rPr>
-      </w:r>
-    </w:p>
-    <w:p>
-      <w:pPr>
-        <w:jc w:val="center"/>
-        <w:rPr>
-          <w:sz w:val="24"/>
-          <w:szCs w:val="24"/>
-        </w:rPr>
-      </w:pPr>
-      <w:r>
-        <w:rPr>
-          <w:rtl w:val="0"/>
-        </w:rPr>
-      </w:r>
-    </w:p>
-    <w:p>
-      <w:pPr>
-        <w:jc w:val="center"/>
-        <w:rPr>
-          <w:sz w:val="24"/>
-          <w:szCs w:val="24"/>
-        </w:rPr>
-      </w:pPr>
-      <w:r>
-        <w:rPr>
-          <w:rtl w:val="0"/>
-        </w:rPr>
-      </w:r>
-    </w:p>
-    <w:p>
-      <w:pPr>
-        <w:jc w:val="center"/>
-        <w:rPr>
-          <w:sz w:val="24"/>
-          <w:szCs w:val="24"/>
-        </w:rPr>
-      </w:pPr>
-      <w:r>
-        <w:rPr>
-          <w:rtl w:val="0"/>
-        </w:rPr>
-      </w:r>
-    </w:p>
-    <w:p>
-      <w:pPr>
-        <w:jc w:val="center"/>
-        <w:rPr>
-          <w:sz w:val="24"/>
-          <w:szCs w:val="24"/>
-        </w:rPr>
-      </w:pPr>
-      <w:r>
-        <w:rPr>
-          <w:rtl w:val="0"/>
-        </w:rPr>
-      </w:r>
-    </w:p>
-    <w:p>
-      <w:pPr>
-        <w:jc w:val="center"/>
-        <w:rPr>
-          <w:sz w:val="24"/>
-          <w:szCs w:val="24"/>
-        </w:rPr>
-      </w:pPr>
-      <w:r>
-        <w:rPr>
-          <w:rtl w:val="0"/>
-        </w:rPr>
-      </w:r>
-    </w:p>
-    <w:p>
-      <w:pPr>
-        <w:jc w:val="center"/>
-        <w:rPr>
-          <w:sz w:val="24"/>
-          <w:szCs w:val="24"/>
-        </w:rPr>
-      </w:pPr>
-      <w:r>
-        <w:rPr>
-          <w:rtl w:val="0"/>
-        </w:rPr>
-      </w:r>
-    </w:p>
-    <w:p>
-      <w:pPr>
-        <w:jc w:val="center"/>
-        <w:rPr>
-          <w:sz w:val="24"/>
-          <w:szCs w:val="24"/>
-        </w:rPr>
-      </w:pPr>
-      <w:r>
-        <w:rPr>
-          <w:rtl w:val="0"/>
-        </w:rPr>
-      </w:r>
-    </w:p>
-    <w:p>
-      <w:pPr>
+        <w:ind w:left="0" w:firstLine="0"/>
         <w:jc w:val="left"/>
         <w:rPr>
           <w:sz w:val="24"/>
@@ -645,7 +506,8 @@
     </w:p>
     <w:p>
       <w:pPr>
-        <w:jc w:val="center"/>
+        <w:ind w:left="2880" w:firstLine="0"/>
+        <w:jc w:val="left"/>
         <w:rPr>
           <w:b w:val="1"/>
           <w:bCs w:val="1"/>
@@ -690,23 +552,4085 @@
       </w:pPr>
       <w:r>
         <w:rPr>
-          <w:sz w:val="24"/>
-          <w:szCs w:val="24"/>
-          <w:rtl w:val="0"/>
-        </w:rPr>
-        <w:t xml:space="preserve">Actualmente para concepción, o la región del biobío en general, no hay una página o plataforma que ayude a las tiendas y/o emprendedores del área botánica a promover sus negocios, productos, servicios, entre otros.</w:t>
+          <w:rtl w:val="0"/>
+        </w:rPr>
+      </w:r>
+    </w:p>
+    <w:p>
+      <w:pPr>
+        <w:jc w:val="center"/>
+        <w:rPr>
+          <w:sz w:val="24"/>
+          <w:szCs w:val="24"/>
+        </w:rPr>
+      </w:pPr>
+      <w:r>
+        <w:rPr>
+          <w:rtl w:val="0"/>
+        </w:rPr>
+      </w:r>
+    </w:p>
+    <w:p>
+      <w:pPr>
+        <w:jc w:val="center"/>
+        <w:rPr>
+          <w:sz w:val="24"/>
+          <w:szCs w:val="24"/>
+        </w:rPr>
+      </w:pPr>
+      <w:r>
+        <w:rPr>
+          <w:rtl w:val="0"/>
+        </w:rPr>
+      </w:r>
+    </w:p>
+    <w:p>
+      <w:pPr>
+        <w:jc w:val="center"/>
+        <w:rPr>
+          <w:sz w:val="24"/>
+          <w:szCs w:val="24"/>
+        </w:rPr>
+      </w:pPr>
+      <w:r>
+        <w:rPr>
+          <w:rtl w:val="0"/>
+        </w:rPr>
+      </w:r>
+    </w:p>
+    <w:p>
+      <w:pPr>
+        <w:jc w:val="center"/>
+        <w:rPr>
+          <w:sz w:val="24"/>
+          <w:szCs w:val="24"/>
+        </w:rPr>
+      </w:pPr>
+      <w:r>
+        <w:rPr>
+          <w:rtl w:val="0"/>
+        </w:rPr>
+      </w:r>
+    </w:p>
+    <w:p>
+      <w:pPr>
+        <w:jc w:val="center"/>
+        <w:rPr>
+          <w:sz w:val="24"/>
+          <w:szCs w:val="24"/>
+        </w:rPr>
+      </w:pPr>
+      <w:r>
+        <w:rPr>
+          <w:rtl w:val="0"/>
+        </w:rPr>
+      </w:r>
+    </w:p>
+    <w:p>
+      <w:pPr>
+        <w:jc w:val="center"/>
+        <w:rPr>
+          <w:sz w:val="24"/>
+          <w:szCs w:val="24"/>
+        </w:rPr>
+      </w:pPr>
+      <w:r>
+        <w:rPr>
+          <w:rtl w:val="0"/>
+        </w:rPr>
+      </w:r>
+    </w:p>
+    <w:p>
+      <w:pPr>
+        <w:jc w:val="center"/>
+        <w:rPr>
+          <w:sz w:val="24"/>
+          <w:szCs w:val="24"/>
+        </w:rPr>
+      </w:pPr>
+      <w:r>
+        <w:rPr>
+          <w:rtl w:val="0"/>
+        </w:rPr>
+      </w:r>
+    </w:p>
+    <w:p>
+      <w:pPr>
+        <w:jc w:val="center"/>
+        <w:rPr>
+          <w:sz w:val="24"/>
+          <w:szCs w:val="24"/>
+        </w:rPr>
+      </w:pPr>
+      <w:r>
+        <w:rPr>
+          <w:rtl w:val="0"/>
+        </w:rPr>
+      </w:r>
+    </w:p>
+    <w:p>
+      <w:pPr>
+        <w:jc w:val="center"/>
+        <w:rPr>
+          <w:sz w:val="24"/>
+          <w:szCs w:val="24"/>
+        </w:rPr>
+      </w:pPr>
+      <w:r>
+        <w:rPr>
+          <w:rtl w:val="0"/>
+        </w:rPr>
+      </w:r>
+    </w:p>
+    <w:p>
+      <w:pPr>
+        <w:jc w:val="center"/>
+        <w:rPr>
+          <w:sz w:val="24"/>
+          <w:szCs w:val="24"/>
+        </w:rPr>
+      </w:pPr>
+      <w:r>
+        <w:rPr>
+          <w:rtl w:val="0"/>
+        </w:rPr>
+      </w:r>
+    </w:p>
+    <w:p>
+      <w:pPr>
+        <w:jc w:val="center"/>
+        <w:rPr>
+          <w:sz w:val="24"/>
+          <w:szCs w:val="24"/>
+        </w:rPr>
+      </w:pPr>
+      <w:r>
+        <w:rPr>
+          <w:rtl w:val="0"/>
+        </w:rPr>
+      </w:r>
+    </w:p>
+    <w:p>
+      <w:pPr>
+        <w:jc w:val="center"/>
+        <w:rPr>
+          <w:sz w:val="24"/>
+          <w:szCs w:val="24"/>
+        </w:rPr>
+      </w:pPr>
+      <w:r>
+        <w:rPr>
+          <w:rtl w:val="0"/>
+        </w:rPr>
+      </w:r>
+    </w:p>
+    <w:p>
+      <w:pPr>
+        <w:jc w:val="center"/>
+        <w:rPr>
+          <w:sz w:val="24"/>
+          <w:szCs w:val="24"/>
+        </w:rPr>
+      </w:pPr>
+      <w:r>
+        <w:rPr>
+          <w:rtl w:val="0"/>
+        </w:rPr>
+      </w:r>
+    </w:p>
+    <w:p>
+      <w:pPr>
+        <w:jc w:val="center"/>
+        <w:rPr>
+          <w:sz w:val="24"/>
+          <w:szCs w:val="24"/>
+        </w:rPr>
+      </w:pPr>
+      <w:r>
+        <w:rPr>
+          <w:rtl w:val="0"/>
+        </w:rPr>
+      </w:r>
+    </w:p>
+    <w:p>
+      <w:pPr>
+        <w:jc w:val="center"/>
+        <w:rPr>
+          <w:sz w:val="24"/>
+          <w:szCs w:val="24"/>
+        </w:rPr>
+      </w:pPr>
+      <w:r>
+        <w:rPr>
+          <w:rtl w:val="0"/>
+        </w:rPr>
+      </w:r>
+    </w:p>
+    <w:p>
+      <w:pPr>
+        <w:jc w:val="center"/>
+        <w:rPr>
+          <w:sz w:val="24"/>
+          <w:szCs w:val="24"/>
+        </w:rPr>
+      </w:pPr>
+      <w:r>
+        <w:rPr>
+          <w:rtl w:val="0"/>
+        </w:rPr>
+      </w:r>
+    </w:p>
+    <w:p>
+      <w:pPr>
+        <w:jc w:val="center"/>
+        <w:rPr>
+          <w:sz w:val="24"/>
+          <w:szCs w:val="24"/>
+        </w:rPr>
+      </w:pPr>
+      <w:r>
+        <w:rPr>
+          <w:rtl w:val="0"/>
+        </w:rPr>
+      </w:r>
+    </w:p>
+    <w:p>
+      <w:pPr>
+        <w:jc w:val="center"/>
+        <w:rPr>
+          <w:sz w:val="24"/>
+          <w:szCs w:val="24"/>
+        </w:rPr>
+      </w:pPr>
+      <w:r>
+        <w:rPr>
+          <w:rtl w:val="0"/>
+        </w:rPr>
+      </w:r>
+    </w:p>
+    <w:p>
+      <w:pPr>
+        <w:jc w:val="center"/>
+        <w:rPr>
+          <w:b w:val="1"/>
+          <w:bCs w:val="1"/>
+          <w:sz w:val="30"/>
+          <w:szCs w:val="30"/>
+        </w:rPr>
+      </w:pPr>
+      <w:r>
+        <w:rPr>
+          <w:b w:val="1"/>
+          <w:bCs w:val="1"/>
+          <w:sz w:val="30"/>
+          <w:szCs w:val="30"/>
+          <w:rtl w:val="0"/>
+        </w:rPr>
+        <w:t xml:space="preserve">Propósito</w:t>
+      </w:r>
+    </w:p>
+    <w:p>
+      <w:pPr>
+        <w:jc w:val="center"/>
+        <w:rPr>
+          <w:sz w:val="24"/>
+          <w:szCs w:val="24"/>
+        </w:rPr>
+      </w:pPr>
+      <w:r>
+        <w:rPr>
+          <w:rtl w:val="0"/>
+        </w:rPr>
+      </w:r>
+    </w:p>
+    <w:p>
+      <w:pPr>
+        <w:jc w:val="center"/>
+        <w:rPr>
+          <w:sz w:val="24"/>
+          <w:szCs w:val="24"/>
+        </w:rPr>
+      </w:pPr>
+      <w:r>
+        <w:rPr>
+          <w:rtl w:val="0"/>
+        </w:rPr>
+      </w:r>
+    </w:p>
+    <w:p>
+      <w:pPr>
+        <w:jc w:val="center"/>
+        <w:rPr>
+          <w:sz w:val="24"/>
+          <w:szCs w:val="24"/>
+        </w:rPr>
+      </w:pPr>
+      <w:r>
+        <w:rPr>
+          <w:sz w:val="24"/>
+          <w:szCs w:val="24"/>
+          <w:rtl w:val="0"/>
+        </w:rPr>
+        <w:t xml:space="preserve">Actualmente para Concepción, o la región del Biobío en general, no hay una página o plataforma que ayude a las tiendas y/o emprendedores del área botánica a promover sus negocios, productos, servicios, entre otros.</w:t>
         <w:br w:type="textWrapping"/>
         <w:br w:type="textWrapping"/>
-        <w:t xml:space="preserve">por lo que nosotros, el equipo PAD, hemos decidido tomar esa dolencia y usarla como propulsor para impulsar nuestra idea, una plataforma web que sirva precisamente para ayudar a estas personas en necesidad de un mayor alcance en el mercado de la región.</w:t>
+        <w:t xml:space="preserve">Por lo que nosotros, el equipo PAD, hemos decidido tomar esa dolencia y usarla como propulsor para impulsar nuestra idea, una plataforma web que sirva precisamente para ayudar a estas personas en necesidad de un mayor alcance en el mercado de la región.</w:t>
+      </w:r>
+    </w:p>
+    <w:p>
+      <w:pPr>
+        <w:jc w:val="left"/>
+        <w:rPr>
+          <w:sz w:val="24"/>
+          <w:szCs w:val="24"/>
+        </w:rPr>
+      </w:pPr>
+      <w:r>
+        <w:rPr>
+          <w:rtl w:val="0"/>
+        </w:rPr>
+      </w:r>
+    </w:p>
+    <w:p>
+      <w:pPr>
+        <w:jc w:val="left"/>
+        <w:rPr>
+          <w:sz w:val="24"/>
+          <w:szCs w:val="24"/>
+        </w:rPr>
+      </w:pPr>
+      <w:r>
+        <w:rPr>
+          <w:rtl w:val="0"/>
+        </w:rPr>
+      </w:r>
+    </w:p>
+    <w:p>
+      <w:pPr>
+        <w:jc w:val="left"/>
+        <w:rPr>
+          <w:sz w:val="24"/>
+          <w:szCs w:val="24"/>
+        </w:rPr>
+      </w:pPr>
+      <w:r>
+        <w:rPr>
+          <w:rtl w:val="0"/>
+        </w:rPr>
+      </w:r>
+    </w:p>
+    <w:p>
+      <w:pPr>
+        <w:jc w:val="left"/>
+        <w:rPr>
+          <w:sz w:val="24"/>
+          <w:szCs w:val="24"/>
+        </w:rPr>
+      </w:pPr>
+      <w:r>
+        <w:rPr>
+          <w:rtl w:val="0"/>
+        </w:rPr>
+      </w:r>
+    </w:p>
+    <w:p>
+      <w:pPr>
+        <w:jc w:val="left"/>
+        <w:rPr>
+          <w:sz w:val="24"/>
+          <w:szCs w:val="24"/>
+        </w:rPr>
+      </w:pPr>
+      <w:r>
+        <w:rPr>
+          <w:rtl w:val="0"/>
+        </w:rPr>
+      </w:r>
+    </w:p>
+    <w:p>
+      <w:pPr>
+        <w:jc w:val="left"/>
+        <w:rPr>
+          <w:sz w:val="24"/>
+          <w:szCs w:val="24"/>
+        </w:rPr>
+      </w:pPr>
+      <w:r>
+        <w:rPr>
+          <w:rtl w:val="0"/>
+        </w:rPr>
+      </w:r>
+    </w:p>
+    <w:p>
+      <w:pPr>
+        <w:jc w:val="left"/>
+        <w:rPr>
+          <w:sz w:val="24"/>
+          <w:szCs w:val="24"/>
+        </w:rPr>
+      </w:pPr>
+      <w:r>
+        <w:rPr>
+          <w:rtl w:val="0"/>
+        </w:rPr>
+      </w:r>
+    </w:p>
+    <w:p>
+      <w:pPr>
+        <w:jc w:val="left"/>
+        <w:rPr>
+          <w:sz w:val="24"/>
+          <w:szCs w:val="24"/>
+        </w:rPr>
+      </w:pPr>
+      <w:r>
+        <w:rPr>
+          <w:rtl w:val="0"/>
+        </w:rPr>
+      </w:r>
+    </w:p>
+    <w:p>
+      <w:pPr>
+        <w:jc w:val="left"/>
+        <w:rPr>
+          <w:sz w:val="24"/>
+          <w:szCs w:val="24"/>
+        </w:rPr>
+      </w:pPr>
+      <w:r>
+        <w:rPr>
+          <w:rtl w:val="0"/>
+        </w:rPr>
+      </w:r>
+    </w:p>
+    <w:p>
+      <w:pPr>
+        <w:jc w:val="left"/>
+        <w:rPr>
+          <w:sz w:val="24"/>
+          <w:szCs w:val="24"/>
+        </w:rPr>
+      </w:pPr>
+      <w:r>
+        <w:rPr>
+          <w:rtl w:val="0"/>
+        </w:rPr>
+      </w:r>
+    </w:p>
+    <w:p>
+      <w:pPr>
+        <w:jc w:val="left"/>
+        <w:rPr>
+          <w:sz w:val="24"/>
+          <w:szCs w:val="24"/>
+        </w:rPr>
+      </w:pPr>
+      <w:r>
+        <w:rPr>
+          <w:rtl w:val="0"/>
+        </w:rPr>
+      </w:r>
+    </w:p>
+    <w:p>
+      <w:pPr>
+        <w:jc w:val="left"/>
+        <w:rPr>
+          <w:sz w:val="24"/>
+          <w:szCs w:val="24"/>
+        </w:rPr>
+      </w:pPr>
+      <w:r>
+        <w:rPr>
+          <w:rtl w:val="0"/>
+        </w:rPr>
+      </w:r>
+    </w:p>
+    <w:p>
+      <w:pPr>
+        <w:jc w:val="left"/>
+        <w:rPr>
+          <w:sz w:val="24"/>
+          <w:szCs w:val="24"/>
+        </w:rPr>
+      </w:pPr>
+      <w:r>
+        <w:rPr>
+          <w:rtl w:val="0"/>
+        </w:rPr>
+      </w:r>
+    </w:p>
+    <w:p>
+      <w:pPr>
+        <w:jc w:val="left"/>
+        <w:rPr>
+          <w:sz w:val="24"/>
+          <w:szCs w:val="24"/>
+        </w:rPr>
+      </w:pPr>
+      <w:r>
+        <w:rPr>
+          <w:rtl w:val="0"/>
+        </w:rPr>
+      </w:r>
+    </w:p>
+    <w:p>
+      <w:pPr>
+        <w:jc w:val="left"/>
+        <w:rPr>
+          <w:sz w:val="24"/>
+          <w:szCs w:val="24"/>
+        </w:rPr>
+      </w:pPr>
+      <w:r>
+        <w:rPr>
+          <w:rtl w:val="0"/>
+        </w:rPr>
+      </w:r>
+    </w:p>
+    <w:p>
+      <w:pPr>
+        <w:jc w:val="left"/>
+        <w:rPr>
+          <w:sz w:val="24"/>
+          <w:szCs w:val="24"/>
+        </w:rPr>
+      </w:pPr>
+      <w:r>
+        <w:rPr>
+          <w:rtl w:val="0"/>
+        </w:rPr>
+      </w:r>
+    </w:p>
+    <w:p>
+      <w:pPr>
+        <w:jc w:val="left"/>
+        <w:rPr>
+          <w:sz w:val="24"/>
+          <w:szCs w:val="24"/>
+        </w:rPr>
+      </w:pPr>
+      <w:r>
+        <w:rPr>
+          <w:rtl w:val="0"/>
+        </w:rPr>
+      </w:r>
+    </w:p>
+    <w:p>
+      <w:pPr>
+        <w:jc w:val="center"/>
+        <w:rPr>
+          <w:b w:val="1"/>
+          <w:bCs w:val="1"/>
+          <w:sz w:val="30"/>
+          <w:szCs w:val="30"/>
+        </w:rPr>
+      </w:pPr>
+      <w:r>
+        <w:rPr>
+          <w:rtl w:val="0"/>
+        </w:rPr>
+      </w:r>
+    </w:p>
+    <w:p>
+      <w:pPr>
+        <w:jc w:val="center"/>
+        <w:rPr>
+          <w:b w:val="1"/>
+          <w:bCs w:val="1"/>
+          <w:sz w:val="30"/>
+          <w:szCs w:val="30"/>
+        </w:rPr>
+      </w:pPr>
+      <w:r>
+        <w:rPr>
+          <w:rtl w:val="0"/>
+        </w:rPr>
+      </w:r>
+    </w:p>
+    <w:p>
+      <w:pPr>
+        <w:jc w:val="center"/>
+        <w:rPr>
+          <w:b w:val="1"/>
+          <w:bCs w:val="1"/>
+          <w:sz w:val="30"/>
+          <w:szCs w:val="30"/>
+        </w:rPr>
+      </w:pPr>
+      <w:r>
+        <w:rPr>
+          <w:rtl w:val="0"/>
+        </w:rPr>
+      </w:r>
+    </w:p>
+    <w:p>
+      <w:pPr>
+        <w:jc w:val="center"/>
+        <w:rPr>
+          <w:b w:val="1"/>
+          <w:bCs w:val="1"/>
+          <w:sz w:val="30"/>
+          <w:szCs w:val="30"/>
+        </w:rPr>
+      </w:pPr>
+      <w:r>
+        <w:rPr>
+          <w:b w:val="1"/>
+          <w:bCs w:val="1"/>
+          <w:sz w:val="30"/>
+          <w:szCs w:val="30"/>
+          <w:rtl w:val="0"/>
+        </w:rPr>
+        <w:t xml:space="preserve">Actores del sistema</w:t>
+      </w:r>
+    </w:p>
+    <w:p>
+      <w:pPr>
+        <w:jc w:val="center"/>
+        <w:rPr>
+          <w:b w:val="1"/>
+          <w:bCs w:val="1"/>
+          <w:sz w:val="30"/>
+          <w:szCs w:val="30"/>
+        </w:rPr>
+      </w:pPr>
+      <w:r>
+        <w:rPr>
+          <w:rtl w:val="0"/>
+        </w:rPr>
+      </w:r>
+    </w:p>
+    <w:p>
+      <w:pPr>
+        <w:rPr>
+          <w:sz w:val="24"/>
+          <w:szCs w:val="24"/>
+        </w:rPr>
+      </w:pPr>
+      <w:r>
+        <w:rPr>
+          <w:sz w:val="24"/>
+          <w:szCs w:val="24"/>
+          <w:rtl w:val="0"/>
+        </w:rPr>
+        <w:t xml:space="preserve"> </w:t>
+      </w:r>
+    </w:p>
+    <w:tbl>
+      <w:tblPr>
+        <w:tblStyle w:val="Table1"/>
+        <w:tblW w:w="9019.0" w:type="dxa"/>
+        <w:jc w:val="left"/>
+        <w:tblBorders>
+          <w:top w:color="000000" w:space="0" w:sz="4" w:val="single"/>
+          <w:left w:color="000000" w:space="0" w:sz="4" w:val="single"/>
+          <w:bottom w:color="000000" w:space="0" w:sz="4" w:val="single"/>
+          <w:right w:color="000000" w:space="0" w:sz="4" w:val="single"/>
+          <w:insideH w:color="000000" w:space="0" w:sz="4" w:val="single"/>
+          <w:insideV w:color="000000" w:space="0" w:sz="4" w:val="single"/>
+        </w:tblBorders>
+        <w:tblLayout w:type="fixed"/>
+        <w:tblLook w:val="0400"/>
+      </w:tblPr>
+      <w:tblGrid>
+        <w:gridCol w:w="2247"/>
+        <w:gridCol w:w="2604"/>
+        <w:gridCol w:w="2137"/>
+        <w:gridCol w:w="2031"/>
+        <w:tblGridChange w:id="0">
+          <w:tblGrid>
+            <w:gridCol w:w="2247"/>
+            <w:gridCol w:w="2604"/>
+            <w:gridCol w:w="2137"/>
+            <w:gridCol w:w="2031"/>
+          </w:tblGrid>
+        </w:tblGridChange>
+      </w:tblGrid>
+      <w:tr>
+        <w:trPr>
+          <w:cantSplit w:val="0"/>
+          <w:tblHeader w:val="0"/>
+        </w:trPr>
+        <w:tc>
+          <w:tcPr>
+            <w:shd w:fill="000000" w:val="clear"/>
+          </w:tcPr>
+          <w:p>
+            <w:pPr>
+              <w:rPr>
+                <w:color w:val="ffffff"/>
+                <w:sz w:val="24"/>
+                <w:szCs w:val="24"/>
+              </w:rPr>
+            </w:pPr>
+            <w:r>
+              <w:rPr>
+                <w:color w:val="ffffff"/>
+                <w:sz w:val="24"/>
+                <w:szCs w:val="24"/>
+                <w:rtl w:val="0"/>
+              </w:rPr>
+              <w:t xml:space="preserve">Actor</w:t>
+            </w:r>
+          </w:p>
+        </w:tc>
+        <w:tc>
+          <w:tcPr>
+            <w:shd w:fill="000000" w:val="clear"/>
+          </w:tcPr>
+          <w:p>
+            <w:pPr>
+              <w:rPr>
+                <w:color w:val="ffffff"/>
+                <w:sz w:val="24"/>
+                <w:szCs w:val="24"/>
+              </w:rPr>
+            </w:pPr>
+            <w:r>
+              <w:rPr>
+                <w:color w:val="ffffff"/>
+                <w:sz w:val="24"/>
+                <w:szCs w:val="24"/>
+                <w:rtl w:val="0"/>
+              </w:rPr>
+              <w:t xml:space="preserve">Descripción</w:t>
+            </w:r>
+          </w:p>
+        </w:tc>
+        <w:tc>
+          <w:tcPr>
+            <w:shd w:fill="000000" w:val="clear"/>
+          </w:tcPr>
+          <w:p>
+            <w:pPr>
+              <w:rPr>
+                <w:color w:val="ffffff"/>
+                <w:sz w:val="24"/>
+                <w:szCs w:val="24"/>
+              </w:rPr>
+            </w:pPr>
+            <w:r>
+              <w:rPr>
+                <w:color w:val="ffffff"/>
+                <w:sz w:val="24"/>
+                <w:szCs w:val="24"/>
+                <w:rtl w:val="0"/>
+              </w:rPr>
+              <w:t xml:space="preserve">Funciones</w:t>
+            </w:r>
+          </w:p>
+        </w:tc>
+        <w:tc>
+          <w:tcPr>
+            <w:shd w:fill="000000" w:val="clear"/>
+          </w:tcPr>
+          <w:p>
+            <w:pPr>
+              <w:rPr>
+                <w:color w:val="ffffff"/>
+                <w:sz w:val="24"/>
+                <w:szCs w:val="24"/>
+              </w:rPr>
+            </w:pPr>
+            <w:r>
+              <w:rPr>
+                <w:color w:val="ffffff"/>
+                <w:sz w:val="24"/>
+                <w:szCs w:val="24"/>
+                <w:rtl w:val="0"/>
+              </w:rPr>
+              <w:t xml:space="preserve">Permisos</w:t>
+            </w:r>
+          </w:p>
+        </w:tc>
+      </w:tr>
+      <w:tr>
+        <w:trPr>
+          <w:cantSplit w:val="0"/>
+          <w:tblHeader w:val="0"/>
+        </w:trPr>
+        <w:tc>
+          <w:tcPr/>
+          <w:p>
+            <w:pPr>
+              <w:rPr>
+                <w:sz w:val="24"/>
+                <w:szCs w:val="24"/>
+              </w:rPr>
+            </w:pPr>
+            <w:r>
+              <w:rPr>
+                <w:sz w:val="24"/>
+                <w:szCs w:val="24"/>
+                <w:rtl w:val="0"/>
+              </w:rPr>
+              <w:t xml:space="preserve">Administrador</w:t>
+            </w:r>
+          </w:p>
+        </w:tc>
+        <w:tc>
+          <w:tcPr/>
+          <w:p>
+            <w:pPr>
+              <w:rPr>
+                <w:sz w:val="24"/>
+                <w:szCs w:val="24"/>
+              </w:rPr>
+            </w:pPr>
+            <w:r>
+              <w:rPr>
+                <w:sz w:val="24"/>
+                <w:szCs w:val="24"/>
+                <w:rtl w:val="0"/>
+              </w:rPr>
+              <w:t xml:space="preserve">Usuario operativo encargado de la gestión y mantenimiento del sistema.</w:t>
+            </w:r>
+          </w:p>
+        </w:tc>
+        <w:tc>
+          <w:tcPr/>
+          <w:p>
+            <w:pPr>
+              <w:rPr>
+                <w:sz w:val="24"/>
+                <w:szCs w:val="24"/>
+              </w:rPr>
+            </w:pPr>
+            <w:r>
+              <w:rPr>
+                <w:sz w:val="24"/>
+                <w:szCs w:val="24"/>
+                <w:rtl w:val="0"/>
+              </w:rPr>
+              <w:t xml:space="preserve">Gestiona permisos de usuario, modera publicaciones y se ocupa de la mantención del sistema</w:t>
+            </w:r>
+          </w:p>
+        </w:tc>
+        <w:tc>
+          <w:tcPr/>
+          <w:p>
+            <w:pPr>
+              <w:rPr>
+                <w:sz w:val="24"/>
+                <w:szCs w:val="24"/>
+              </w:rPr>
+            </w:pPr>
+            <w:r>
+              <w:rPr>
+                <w:sz w:val="24"/>
+                <w:szCs w:val="24"/>
+                <w:rtl w:val="0"/>
+              </w:rPr>
+              <w:t xml:space="preserve">Privilegios elevados de lectura, escritura y eliminación en gran parte de la base de datos.</w:t>
+            </w:r>
+          </w:p>
+        </w:tc>
+      </w:tr>
+      <w:tr>
+        <w:trPr>
+          <w:cantSplit w:val="0"/>
+          <w:tblHeader w:val="0"/>
+        </w:trPr>
+        <w:tc>
+          <w:tcPr/>
+          <w:p>
+            <w:pPr>
+              <w:rPr>
+                <w:sz w:val="24"/>
+                <w:szCs w:val="24"/>
+              </w:rPr>
+            </w:pPr>
+            <w:r>
+              <w:rPr>
+                <w:sz w:val="24"/>
+                <w:szCs w:val="24"/>
+                <w:rtl w:val="0"/>
+              </w:rPr>
+              <w:t xml:space="preserve">Comprador </w:t>
+            </w:r>
+          </w:p>
+        </w:tc>
+        <w:tc>
+          <w:tcPr/>
+          <w:p>
+            <w:pPr>
+              <w:rPr>
+                <w:sz w:val="24"/>
+                <w:szCs w:val="24"/>
+              </w:rPr>
+            </w:pPr>
+            <w:r>
+              <w:rPr>
+                <w:sz w:val="24"/>
+                <w:szCs w:val="24"/>
+                <w:rtl w:val="0"/>
+              </w:rPr>
+              <w:t xml:space="preserve">Usuario consumidor de los productos</w:t>
+            </w:r>
+          </w:p>
+        </w:tc>
+        <w:tc>
+          <w:tcPr/>
+          <w:p>
+            <w:pPr>
+              <w:rPr>
+                <w:sz w:val="24"/>
+                <w:szCs w:val="24"/>
+              </w:rPr>
+            </w:pPr>
+            <w:r>
+              <w:rPr>
+                <w:sz w:val="24"/>
+                <w:szCs w:val="24"/>
+                <w:rtl w:val="0"/>
+              </w:rPr>
+              <w:t xml:space="preserve">Usuario que busca, compra y califica productos. Gestiona su carrito, lista de deseados y recibe notificaciones y comprobantes de compra. </w:t>
+            </w:r>
+          </w:p>
+        </w:tc>
+        <w:tc>
+          <w:tcPr/>
+          <w:p>
+            <w:pPr>
+              <w:rPr>
+                <w:sz w:val="24"/>
+                <w:szCs w:val="24"/>
+              </w:rPr>
+            </w:pPr>
+            <w:r>
+              <w:rPr>
+                <w:sz w:val="24"/>
+                <w:szCs w:val="24"/>
+                <w:rtl w:val="0"/>
+              </w:rPr>
+              <w:t xml:space="preserve">Limitados a los necesarios para cumplir sus funciones dentro del sistema</w:t>
+            </w:r>
+          </w:p>
+        </w:tc>
+      </w:tr>
+      <w:tr>
+        <w:trPr>
+          <w:cantSplit w:val="0"/>
+          <w:tblHeader w:val="0"/>
+        </w:trPr>
+        <w:tc>
+          <w:tcPr/>
+          <w:p>
+            <w:pPr>
+              <w:rPr>
+                <w:sz w:val="24"/>
+                <w:szCs w:val="24"/>
+              </w:rPr>
+            </w:pPr>
+            <w:r>
+              <w:rPr>
+                <w:sz w:val="24"/>
+                <w:szCs w:val="24"/>
+                <w:rtl w:val="0"/>
+              </w:rPr>
+              <w:t xml:space="preserve">Vendedor </w:t>
+            </w:r>
+          </w:p>
+        </w:tc>
+        <w:tc>
+          <w:tcPr/>
+          <w:p>
+            <w:pPr>
+              <w:rPr>
+                <w:sz w:val="24"/>
+                <w:szCs w:val="24"/>
+              </w:rPr>
+            </w:pPr>
+            <w:r>
+              <w:rPr>
+                <w:sz w:val="24"/>
+                <w:szCs w:val="24"/>
+                <w:rtl w:val="0"/>
+              </w:rPr>
+              <w:t xml:space="preserve">Usuario proveedor de los productos</w:t>
+            </w:r>
+          </w:p>
+        </w:tc>
+        <w:tc>
+          <w:tcPr/>
+          <w:p>
+            <w:pPr>
+              <w:rPr>
+                <w:sz w:val="24"/>
+                <w:szCs w:val="24"/>
+              </w:rPr>
+            </w:pPr>
+            <w:r>
+              <w:rPr>
+                <w:sz w:val="24"/>
+                <w:szCs w:val="24"/>
+                <w:rtl w:val="0"/>
+              </w:rPr>
+              <w:t xml:space="preserve">Usuario que publica y administra productos, crea cupones de descuento, gestiona pedidos recibidos y visualiza estadísticas de sus ventas. </w:t>
+            </w:r>
+          </w:p>
+        </w:tc>
+        <w:tc>
+          <w:tcPr/>
+          <w:p>
+            <w:pPr>
+              <w:rPr>
+                <w:sz w:val="24"/>
+                <w:szCs w:val="24"/>
+              </w:rPr>
+            </w:pPr>
+            <w:r>
+              <w:rPr>
+                <w:sz w:val="24"/>
+                <w:szCs w:val="24"/>
+                <w:rtl w:val="0"/>
+              </w:rPr>
+              <w:t xml:space="preserve">Limitados a los necesarios para cumplir sus funciones dentro del sistema con permisos adicionales a los de comprador</w:t>
+            </w:r>
+          </w:p>
+        </w:tc>
+      </w:tr>
+      <w:tr>
+        <w:trPr>
+          <w:cantSplit w:val="0"/>
+          <w:tblHeader w:val="0"/>
+        </w:trPr>
+        <w:tc>
+          <w:tcPr/>
+          <w:p>
+            <w:pPr>
+              <w:rPr>
+                <w:sz w:val="24"/>
+                <w:szCs w:val="24"/>
+              </w:rPr>
+            </w:pPr>
+            <w:r>
+              <w:rPr>
+                <w:sz w:val="24"/>
+                <w:szCs w:val="24"/>
+                <w:rtl w:val="0"/>
+              </w:rPr>
+              <w:t xml:space="preserve">Repartidor </w:t>
+            </w:r>
+          </w:p>
+        </w:tc>
+        <w:tc>
+          <w:tcPr/>
+          <w:p>
+            <w:pPr>
+              <w:rPr>
+                <w:sz w:val="24"/>
+                <w:szCs w:val="24"/>
+              </w:rPr>
+            </w:pPr>
+            <w:r>
+              <w:rPr>
+                <w:sz w:val="24"/>
+                <w:szCs w:val="24"/>
+                <w:rtl w:val="0"/>
+              </w:rPr>
+              <w:t xml:space="preserve">usuario que se encarga de el traslado de los productos</w:t>
+            </w:r>
+          </w:p>
+        </w:tc>
+        <w:tc>
+          <w:tcPr/>
+          <w:p>
+            <w:pPr>
+              <w:rPr>
+                <w:sz w:val="24"/>
+                <w:szCs w:val="24"/>
+              </w:rPr>
+            </w:pPr>
+            <w:r>
+              <w:rPr>
+                <w:sz w:val="24"/>
+                <w:szCs w:val="24"/>
+                <w:rtl w:val="0"/>
+              </w:rPr>
+              <w:t xml:space="preserve">Usuario encargado de gestionar la entrega de pedidos confirmados: visualiza pedidos disponibles, los toma y actualiza su estado de entrega. </w:t>
+            </w:r>
+          </w:p>
+        </w:tc>
+        <w:tc>
+          <w:tcPr/>
+          <w:p>
+            <w:pPr>
+              <w:rPr>
+                <w:sz w:val="24"/>
+                <w:szCs w:val="24"/>
+              </w:rPr>
+            </w:pPr>
+            <w:r>
+              <w:rPr>
+                <w:sz w:val="24"/>
+                <w:szCs w:val="24"/>
+                <w:rtl w:val="0"/>
+              </w:rPr>
+              <w:t xml:space="preserve">permisos exclusivos de usuario repartidor para cumplir con su función</w:t>
+            </w:r>
+          </w:p>
+        </w:tc>
+      </w:tr>
+    </w:tbl>
+    <w:p>
+      <w:pPr>
+        <w:rPr>
+          <w:sz w:val="24"/>
+          <w:szCs w:val="24"/>
+        </w:rPr>
+      </w:pPr>
+      <w:r>
+        <w:rPr>
+          <w:rtl w:val="0"/>
+        </w:rPr>
+      </w:r>
+    </w:p>
+    <w:p>
+      <w:pPr>
+        <w:rPr>
+          <w:sz w:val="24"/>
+          <w:szCs w:val="24"/>
+        </w:rPr>
+      </w:pPr>
+      <w:r>
+        <w:rPr>
+          <w:rtl w:val="0"/>
+        </w:rPr>
+      </w:r>
+    </w:p>
+    <w:p>
+      <w:pPr>
+        <w:rPr>
+          <w:sz w:val="24"/>
+          <w:szCs w:val="24"/>
+        </w:rPr>
+      </w:pPr>
+      <w:r>
+        <w:rPr>
+          <w:rtl w:val="0"/>
+        </w:rPr>
+      </w:r>
+    </w:p>
+    <w:p>
+      <w:pPr>
+        <w:rPr>
+          <w:sz w:val="24"/>
+          <w:szCs w:val="24"/>
+        </w:rPr>
+      </w:pPr>
+      <w:r>
+        <w:rPr>
+          <w:rtl w:val="0"/>
+        </w:rPr>
+      </w:r>
+    </w:p>
+    <w:p>
+      <w:pPr>
+        <w:jc w:val="center"/>
+        <w:rPr>
+          <w:b w:val="1"/>
+          <w:bCs w:val="1"/>
+          <w:sz w:val="30"/>
+          <w:szCs w:val="30"/>
+        </w:rPr>
+      </w:pPr>
+      <w:r>
+        <w:rPr>
+          <w:rtl w:val="0"/>
+        </w:rPr>
+      </w:r>
+    </w:p>
+    <w:p>
+      <w:pPr>
+        <w:jc w:val="center"/>
+        <w:rPr>
+          <w:b w:val="1"/>
+          <w:bCs w:val="1"/>
+          <w:sz w:val="30"/>
+          <w:szCs w:val="30"/>
+        </w:rPr>
+      </w:pPr>
+      <w:r>
+        <w:rPr>
+          <w:rtl w:val="0"/>
+        </w:rPr>
+      </w:r>
+    </w:p>
+    <w:p>
+      <w:pPr>
+        <w:jc w:val="center"/>
+        <w:rPr>
+          <w:b w:val="1"/>
+          <w:bCs w:val="1"/>
+          <w:sz w:val="30"/>
+          <w:szCs w:val="30"/>
+        </w:rPr>
+      </w:pPr>
+      <w:r>
+        <w:rPr>
+          <w:rtl w:val="0"/>
+        </w:rPr>
+      </w:r>
+    </w:p>
+    <w:p>
+      <w:pPr>
+        <w:jc w:val="center"/>
+        <w:rPr>
+          <w:b w:val="1"/>
+          <w:bCs w:val="1"/>
+          <w:sz w:val="30"/>
+          <w:szCs w:val="30"/>
+        </w:rPr>
+      </w:pPr>
+      <w:r>
+        <w:rPr>
+          <w:rtl w:val="0"/>
+        </w:rPr>
+      </w:r>
+    </w:p>
+    <w:p>
+      <w:pPr>
+        <w:jc w:val="center"/>
+        <w:rPr>
+          <w:b w:val="1"/>
+          <w:bCs w:val="1"/>
+          <w:sz w:val="30"/>
+          <w:szCs w:val="30"/>
+        </w:rPr>
+      </w:pPr>
+      <w:r>
+        <w:rPr>
+          <w:rtl w:val="0"/>
+        </w:rPr>
+      </w:r>
+    </w:p>
+    <w:p>
+      <w:pPr>
+        <w:jc w:val="center"/>
+        <w:rPr>
+          <w:b w:val="1"/>
+          <w:bCs w:val="1"/>
+          <w:sz w:val="30"/>
+          <w:szCs w:val="30"/>
+        </w:rPr>
+      </w:pPr>
+      <w:r>
+        <w:rPr>
+          <w:rtl w:val="0"/>
+        </w:rPr>
+      </w:r>
+    </w:p>
+    <w:p>
+      <w:pPr>
+        <w:jc w:val="center"/>
+        <w:rPr>
+          <w:b w:val="1"/>
+          <w:bCs w:val="1"/>
+          <w:sz w:val="30"/>
+          <w:szCs w:val="30"/>
+        </w:rPr>
+      </w:pPr>
+      <w:r>
+        <w:rPr>
+          <w:rtl w:val="0"/>
+        </w:rPr>
+      </w:r>
+    </w:p>
+    <w:p>
+      <w:pPr>
+        <w:jc w:val="center"/>
+        <w:rPr>
+          <w:b w:val="1"/>
+          <w:bCs w:val="1"/>
+          <w:sz w:val="30"/>
+          <w:szCs w:val="30"/>
+        </w:rPr>
+      </w:pPr>
+      <w:r>
+        <w:rPr>
+          <w:b w:val="1"/>
+          <w:bCs w:val="1"/>
+          <w:sz w:val="30"/>
+          <w:szCs w:val="30"/>
+          <w:rtl w:val="0"/>
+        </w:rPr>
+        <w:t xml:space="preserve">Alcance</w:t>
+      </w:r>
+    </w:p>
+    <w:p>
+      <w:pPr>
+        <w:jc w:val="center"/>
+        <w:rPr>
+          <w:b w:val="1"/>
+          <w:bCs w:val="1"/>
+          <w:sz w:val="30"/>
+          <w:szCs w:val="30"/>
+        </w:rPr>
+      </w:pPr>
+      <w:r>
+        <w:rPr>
+          <w:rtl w:val="0"/>
+        </w:rPr>
+      </w:r>
+    </w:p>
+    <w:p>
+      <w:pPr>
+        <w:jc w:val="center"/>
+        <w:rPr>
+          <w:sz w:val="24"/>
+          <w:szCs w:val="24"/>
+        </w:rPr>
+      </w:pPr>
+      <w:r>
+        <w:rPr>
+          <w:sz w:val="24"/>
+          <w:szCs w:val="24"/>
+          <w:rtl w:val="0"/>
+        </w:rPr>
+        <w:t xml:space="preserve">El proyecto comprende el desarrollo de un MVP de plataforma web de intermediación (Marketplace) enfocada en el área botánica, dirigida a usuarios de la Región del Biobío, Chile. El sistema distingue entre </w:t>
+      </w:r>
+      <w:r>
+        <w:rPr>
+          <w:b w:val="1"/>
+          <w:bCs w:val="1"/>
+          <w:sz w:val="24"/>
+          <w:szCs w:val="24"/>
+          <w:rtl w:val="0"/>
+        </w:rPr>
+        <w:t xml:space="preserve">Comprador</w:t>
+      </w:r>
+      <w:r>
+        <w:rPr>
+          <w:sz w:val="24"/>
+          <w:szCs w:val="24"/>
+          <w:rtl w:val="0"/>
+        </w:rPr>
+        <w:t xml:space="preserve"> y </w:t>
+      </w:r>
+      <w:r>
+        <w:rPr>
+          <w:b w:val="1"/>
+          <w:bCs w:val="1"/>
+          <w:sz w:val="24"/>
+          <w:szCs w:val="24"/>
+          <w:rtl w:val="0"/>
+        </w:rPr>
+        <w:t xml:space="preserve">Vendedor</w:t>
+      </w:r>
+      <w:r>
+        <w:rPr>
+          <w:sz w:val="24"/>
+          <w:szCs w:val="24"/>
+          <w:rtl w:val="0"/>
+        </w:rPr>
+        <w:t xml:space="preserve"> como roles independientes, cada uno con sus propias funcionalidades. Los vendedores pueden publicar y administrar sus productos, crear cupones de descuento y visualizar un panel con estadísticas de sus ventas. Los compradores pueden buscar, comprar, aplicar cupones, calificar y hacer seguimiento de sus pedidos. </w:t>
+      </w:r>
+    </w:p>
+    <w:p>
+      <w:pPr>
+        <w:jc w:val="center"/>
+        <w:rPr>
+          <w:sz w:val="24"/>
+          <w:szCs w:val="24"/>
+        </w:rPr>
+      </w:pPr>
+      <w:r>
+        <w:rPr>
+          <w:rtl w:val="0"/>
+        </w:rPr>
+      </w:r>
+    </w:p>
+    <w:p>
+      <w:pPr>
+        <w:jc w:val="center"/>
+        <w:rPr>
+          <w:sz w:val="24"/>
+          <w:szCs w:val="24"/>
+        </w:rPr>
+      </w:pPr>
+      <w:r>
+        <w:rPr>
+          <w:sz w:val="24"/>
+          <w:szCs w:val="24"/>
+          <w:rtl w:val="0"/>
+        </w:rPr>
+        <w:t xml:space="preserve">incorpora además un </w:t>
+      </w:r>
+      <w:r>
+        <w:rPr>
+          <w:b w:val="1"/>
+          <w:bCs w:val="1"/>
+          <w:sz w:val="24"/>
+          <w:szCs w:val="24"/>
+          <w:rtl w:val="0"/>
+        </w:rPr>
+        <w:t xml:space="preserve">sistema de repartidores</w:t>
+      </w:r>
+      <w:r>
+        <w:rPr>
+          <w:sz w:val="24"/>
+          <w:szCs w:val="24"/>
+          <w:rtl w:val="0"/>
+        </w:rPr>
+        <w:t xml:space="preserve">, encargados de gestionar la entrega de los pedidos confirmados dentro de la región. </w:t>
+      </w:r>
+    </w:p>
+    <w:p>
+      <w:pPr>
+        <w:jc w:val="center"/>
+        <w:rPr>
+          <w:sz w:val="24"/>
+          <w:szCs w:val="24"/>
+        </w:rPr>
+      </w:pPr>
+      <w:r>
+        <w:rPr>
+          <w:rtl w:val="0"/>
+        </w:rPr>
+      </w:r>
+    </w:p>
+    <w:p>
+      <w:pPr>
+        <w:jc w:val="center"/>
+        <w:rPr>
+          <w:sz w:val="24"/>
+          <w:szCs w:val="24"/>
+        </w:rPr>
+      </w:pPr>
+      <w:r>
+        <w:rPr>
+          <w:sz w:val="24"/>
+          <w:szCs w:val="24"/>
+          <w:rtl w:val="0"/>
+        </w:rPr>
+        <w:t xml:space="preserve">El sistema contempla, además, un rol de administrador encargado de gestionar usuarios, moderar publicaciones y supervisar el funcionamiento general de la plataforma.</w:t>
+      </w:r>
+    </w:p>
+    <w:p>
+      <w:pPr>
+        <w:jc w:val="center"/>
+        <w:rPr>
+          <w:sz w:val="24"/>
+          <w:szCs w:val="24"/>
+        </w:rPr>
+      </w:pPr>
+      <w:r>
+        <w:rPr>
+          <w:rtl w:val="0"/>
+        </w:rPr>
+      </w:r>
+    </w:p>
+    <w:p>
+      <w:pPr>
+        <w:jc w:val="center"/>
+        <w:rPr>
+          <w:sz w:val="24"/>
+          <w:szCs w:val="24"/>
+        </w:rPr>
+      </w:pPr>
+      <w:r>
+        <w:rPr>
+          <w:sz w:val="24"/>
+          <w:szCs w:val="24"/>
+          <w:rtl w:val="0"/>
+        </w:rPr>
+        <w:t xml:space="preserve">En el alcance, al tener a amazon como inspiración, cabe recalcar que </w:t>
+      </w:r>
+      <w:r>
+        <w:rPr>
+          <w:b w:val="1"/>
+          <w:bCs w:val="1"/>
+          <w:sz w:val="24"/>
+          <w:szCs w:val="24"/>
+          <w:rtl w:val="0"/>
+        </w:rPr>
+        <w:t xml:space="preserve">se mantiene fuera del alcance:</w:t>
+      </w:r>
+      <w:r>
+        <w:rPr>
+          <w:sz w:val="24"/>
+          <w:szCs w:val="24"/>
+          <w:rtl w:val="0"/>
+        </w:rPr>
+        <w:t xml:space="preserve"> mensajería en tiempo real entre usuarios, verificación de correo al registro, cancelación/rechazo de pedidos, sistema de favoritos (solo lista de deseados), devoluciones/reembolsos, preguntas y respuestas en productos (Q&amp;A), y recomendaciones automáticas de productos. </w:t>
+      </w:r>
+    </w:p>
+    <w:p>
+      <w:pPr>
+        <w:jc w:val="center"/>
+        <w:rPr>
+          <w:sz w:val="24"/>
+          <w:szCs w:val="24"/>
+        </w:rPr>
+      </w:pPr>
+      <w:r>
+        <w:rPr>
+          <w:rtl w:val="0"/>
+        </w:rPr>
+      </w:r>
+    </w:p>
+    <w:p>
+      <w:pPr>
+        <w:jc w:val="center"/>
+        <w:rPr>
+          <w:sz w:val="24"/>
+          <w:szCs w:val="24"/>
+        </w:rPr>
+      </w:pPr>
+      <w:r>
+        <w:rPr>
+          <w:rtl w:val="0"/>
+        </w:rPr>
+      </w:r>
+    </w:p>
+    <w:p>
+      <w:pPr>
+        <w:jc w:val="center"/>
+        <w:rPr>
+          <w:sz w:val="24"/>
+          <w:szCs w:val="24"/>
+        </w:rPr>
+      </w:pPr>
+      <w:r>
+        <w:rPr>
+          <w:rtl w:val="0"/>
+        </w:rPr>
+      </w:r>
+    </w:p>
+    <w:p>
+      <w:pPr>
+        <w:jc w:val="left"/>
+        <w:rPr>
+          <w:sz w:val="24"/>
+          <w:szCs w:val="24"/>
+        </w:rPr>
+      </w:pPr>
+      <w:r>
+        <w:rPr>
+          <w:rtl w:val="0"/>
+        </w:rPr>
+      </w:r>
+    </w:p>
+    <w:p>
+      <w:pPr>
+        <w:jc w:val="left"/>
+        <w:rPr>
+          <w:sz w:val="24"/>
+          <w:szCs w:val="24"/>
+        </w:rPr>
+      </w:pPr>
+      <w:r>
+        <w:rPr>
+          <w:rtl w:val="0"/>
+        </w:rPr>
+      </w:r>
+    </w:p>
+    <w:p>
+      <w:pPr>
+        <w:jc w:val="left"/>
+        <w:rPr>
+          <w:sz w:val="24"/>
+          <w:szCs w:val="24"/>
+        </w:rPr>
+      </w:pPr>
+      <w:r>
+        <w:rPr>
+          <w:rtl w:val="0"/>
+        </w:rPr>
+      </w:r>
+    </w:p>
+    <w:p>
+      <w:pPr>
+        <w:jc w:val="left"/>
+        <w:rPr>
+          <w:sz w:val="24"/>
+          <w:szCs w:val="24"/>
+        </w:rPr>
+      </w:pPr>
+      <w:r>
+        <w:rPr>
+          <w:rtl w:val="0"/>
+        </w:rPr>
+      </w:r>
+    </w:p>
+    <w:p>
+      <w:pPr>
+        <w:ind w:left="1440" w:firstLine="720"/>
+        <w:jc w:val="left"/>
+        <w:rPr>
+          <w:b w:val="1"/>
+          <w:bCs w:val="1"/>
+          <w:sz w:val="30"/>
+          <w:szCs w:val="30"/>
+        </w:rPr>
+      </w:pPr>
+      <w:r>
+        <w:rPr>
+          <w:rtl w:val="0"/>
+        </w:rPr>
+      </w:r>
+    </w:p>
+    <w:p>
+      <w:pPr>
+        <w:ind w:left="0" w:firstLine="0"/>
+        <w:jc w:val="left"/>
+        <w:rPr>
+          <w:b w:val="1"/>
+          <w:bCs w:val="1"/>
+          <w:sz w:val="30"/>
+          <w:szCs w:val="30"/>
+        </w:rPr>
+      </w:pPr>
+      <w:r>
+        <w:rPr>
+          <w:rtl w:val="0"/>
+        </w:rPr>
+      </w:r>
+    </w:p>
+    <w:p>
+      <w:pPr>
+        <w:ind w:left="0" w:firstLine="0"/>
+        <w:jc w:val="left"/>
+        <w:rPr>
+          <w:b w:val="1"/>
+          <w:bCs w:val="1"/>
+          <w:sz w:val="30"/>
+          <w:szCs w:val="30"/>
+        </w:rPr>
+      </w:pPr>
+      <w:r>
+        <w:rPr>
+          <w:rtl w:val="0"/>
+        </w:rPr>
+      </w:r>
+    </w:p>
+    <w:p>
+      <w:pPr>
+        <w:ind w:left="1440" w:firstLine="720"/>
+        <w:jc w:val="left"/>
+        <w:rPr>
+          <w:b w:val="1"/>
+          <w:bCs w:val="1"/>
+          <w:sz w:val="30"/>
+          <w:szCs w:val="30"/>
+        </w:rPr>
+      </w:pPr>
+      <w:r>
+        <w:rPr>
+          <w:b w:val="1"/>
+          <w:bCs w:val="1"/>
+          <w:sz w:val="30"/>
+          <w:szCs w:val="30"/>
+          <w:rtl w:val="0"/>
+        </w:rPr>
+        <w:tab/>
+        <w:tab/>
+        <w:tab/>
+      </w:r>
+    </w:p>
+    <w:p>
+      <w:pPr>
+        <w:ind w:left="2160" w:firstLine="720"/>
+        <w:jc w:val="left"/>
+        <w:rPr>
+          <w:b w:val="1"/>
+          <w:bCs w:val="1"/>
+          <w:sz w:val="30"/>
+          <w:szCs w:val="30"/>
+        </w:rPr>
+      </w:pPr>
+      <w:r>
+        <w:rPr>
+          <w:rtl w:val="0"/>
+        </w:rPr>
+      </w:r>
+    </w:p>
+    <w:p>
+      <w:pPr>
+        <w:ind w:left="2160" w:firstLine="720"/>
+        <w:jc w:val="left"/>
+        <w:rPr>
+          <w:b w:val="1"/>
+          <w:bCs w:val="1"/>
+          <w:sz w:val="30"/>
+          <w:szCs w:val="30"/>
+        </w:rPr>
+      </w:pPr>
+      <w:r>
+        <w:rPr>
+          <w:b w:val="1"/>
+          <w:bCs w:val="1"/>
+          <w:sz w:val="30"/>
+          <w:szCs w:val="30"/>
+          <w:rtl w:val="0"/>
+        </w:rPr>
+        <w:t xml:space="preserve">Requisitos funcionales</w:t>
+      </w:r>
+    </w:p>
+    <w:p>
+      <w:pPr>
+        <w:jc w:val="left"/>
+        <w:rPr>
+          <w:b w:val="1"/>
+          <w:bCs w:val="1"/>
+          <w:sz w:val="30"/>
+          <w:szCs w:val="30"/>
+        </w:rPr>
+      </w:pPr>
+      <w:r>
+        <w:rPr>
+          <w:rtl w:val="0"/>
+        </w:rPr>
+      </w:r>
+    </w:p>
+    <w:p>
+      <w:pPr>
+        <w:jc w:val="left"/>
+        <w:rPr>
+          <w:b w:val="1"/>
+          <w:bCs w:val="1"/>
+          <w:sz w:val="26"/>
+          <w:szCs w:val="26"/>
+        </w:rPr>
+      </w:pPr>
+      <w:r>
+        <w:rPr>
+          <w:b w:val="1"/>
+          <w:bCs w:val="1"/>
+          <w:sz w:val="26"/>
+          <w:szCs w:val="26"/>
+          <w:rtl w:val="0"/>
+        </w:rPr>
+        <w:t xml:space="preserve">Epicas y HU(historias de usuario):</w:t>
+      </w:r>
+    </w:p>
+    <w:p>
+      <w:pPr>
+        <w:jc w:val="center"/>
+        <w:rPr>
+          <w:sz w:val="24"/>
+          <w:szCs w:val="24"/>
+        </w:rPr>
+      </w:pPr>
+      <w:r>
+        <w:rPr>
+          <w:sz w:val="24"/>
+          <w:szCs w:val="24"/>
+          <w:rtl w:val="0"/>
+        </w:rPr>
+        <w:t xml:space="preserve">nuestro proyecto cuenta actualmente con 12 Épicas y 57 HU, a continuación se encuentran  las Épicas con las que cuenta el proyecto, incluyendo su descripción, objetivo/valor y prioridad:</w:t>
+      </w:r>
+    </w:p>
+    <w:tbl>
+      <w:tblPr>
+        <w:tblStyle w:val="Table2"/>
+        <w:tblW w:w="9025.511811023624" w:type="dxa"/>
+        <w:jc w:val="left"/>
+        <w:tblBorders>
+          <w:top w:color="000000" w:space="0" w:sz="0" w:val="nil"/>
+          <w:left w:color="000000" w:space="0" w:sz="0" w:val="nil"/>
+          <w:bottom w:color="000000" w:space="0" w:sz="0" w:val="nil"/>
+          <w:right w:color="000000" w:space="0" w:sz="0" w:val="nil"/>
+          <w:insideH w:color="000000" w:space="0" w:sz="0" w:val="nil"/>
+          <w:insideV w:color="000000" w:space="0" w:sz="0" w:val="nil"/>
+        </w:tblBorders>
+        <w:tblLayout w:type="fixed"/>
+        <w:tblLook w:val="0600"/>
+      </w:tblPr>
+      <w:tblGrid>
+        <w:gridCol w:w="1408.2850865778598"/>
+        <w:gridCol w:w="3205.0626108323704"/>
+        <w:gridCol w:w="4412.164113613393"/>
+        <w:tblGridChange w:id="0">
+          <w:tblGrid>
+            <w:gridCol w:w="1408.2850865778598"/>
+            <w:gridCol w:w="3205.0626108323704"/>
+            <w:gridCol w:w="4412.164113613393"/>
+          </w:tblGrid>
+        </w:tblGridChange>
+      </w:tblGrid>
+      <w:tr>
+        <w:trPr>
+          <w:cantSplit w:val="0"/>
+          <w:trHeight w:val="480" w:hRule="atLeast"/>
+          <w:tblHeader w:val="0"/>
+        </w:trPr>
+        <w:tc>
+          <w:tcPr>
+            <w:tcBorders>
+              <w:top w:color="e8eaed" w:space="0" w:sz="6" w:val="single"/>
+              <w:left w:color="000000" w:space="0" w:sz="6" w:val="single"/>
+              <w:bottom w:color="d9d9d9" w:space="0" w:sz="6" w:val="single"/>
+              <w:right w:color="000000" w:space="0" w:sz="6" w:val="single"/>
+            </w:tcBorders>
+            <w:shd w:fill="1f4e78" w:val="clear"/>
+            <w:tcMar>
+              <w:top w:w="0.0" w:type="dxa"/>
+              <w:left w:w="40.0" w:type="dxa"/>
+              <w:bottom w:w="0.0" w:type="dxa"/>
+              <w:right w:w="40.0" w:type="dxa"/>
+            </w:tcMar>
+            <w:vAlign w:val="center"/>
+          </w:tcPr>
+          <w:p>
+            <w:pPr>
+              <w:widowControl w:val="0"/>
+              <w:spacing w:line="276" w:lineRule="auto"/>
+              <w:jc w:val="center"/>
+              <w:rPr/>
+            </w:pPr>
+            <w:r>
+              <w:rPr>
+                <w:b w:val="1"/>
+                <w:bCs w:val="1"/>
+                <w:color w:val="ffffff"/>
+                <w:rtl w:val="0"/>
+              </w:rPr>
+              <w:t xml:space="preserve">Épica</w:t>
+            </w:r>
+            <w:r>
+              <w:rPr>
+                <w:rtl w:val="0"/>
+              </w:rPr>
+            </w:r>
+          </w:p>
+        </w:tc>
+        <w:tc>
+          <w:tcPr>
+            <w:tcBorders>
+              <w:top w:color="e8eaed" w:space="0" w:sz="6" w:val="single"/>
+              <w:left w:color="cccccc" w:space="0" w:sz="6" w:val="single"/>
+              <w:bottom w:color="d9d9d9" w:space="0" w:sz="6" w:val="single"/>
+              <w:right w:color="000000" w:space="0" w:sz="6" w:val="single"/>
+            </w:tcBorders>
+            <w:shd w:fill="1f4e78" w:val="clear"/>
+            <w:tcMar>
+              <w:top w:w="0.0" w:type="dxa"/>
+              <w:left w:w="40.0" w:type="dxa"/>
+              <w:bottom w:w="0.0" w:type="dxa"/>
+              <w:right w:w="40.0" w:type="dxa"/>
+            </w:tcMar>
+            <w:vAlign w:val="center"/>
+          </w:tcPr>
+          <w:p>
+            <w:pPr>
+              <w:widowControl w:val="0"/>
+              <w:spacing w:line="276" w:lineRule="auto"/>
+              <w:jc w:val="center"/>
+              <w:rPr/>
+            </w:pPr>
+            <w:r>
+              <w:rPr>
+                <w:b w:val="1"/>
+                <w:bCs w:val="1"/>
+                <w:color w:val="ffffff"/>
+                <w:rtl w:val="0"/>
+              </w:rPr>
+              <w:t xml:space="preserve">Descripción</w:t>
+            </w:r>
+            <w:r>
+              <w:rPr>
+                <w:rtl w:val="0"/>
+              </w:rPr>
+            </w:r>
+          </w:p>
+        </w:tc>
+        <w:tc>
+          <w:tcPr>
+            <w:tcBorders>
+              <w:top w:color="e8eaed" w:space="0" w:sz="6" w:val="single"/>
+              <w:left w:color="cccccc" w:space="0" w:sz="6" w:val="single"/>
+              <w:bottom w:color="d9d9d9" w:space="0" w:sz="6" w:val="single"/>
+              <w:right w:color="000000" w:space="0" w:sz="6" w:val="single"/>
+            </w:tcBorders>
+            <w:shd w:fill="1f4e78" w:val="clear"/>
+            <w:tcMar>
+              <w:top w:w="0.0" w:type="dxa"/>
+              <w:left w:w="40.0" w:type="dxa"/>
+              <w:bottom w:w="0.0" w:type="dxa"/>
+              <w:right w:w="40.0" w:type="dxa"/>
+            </w:tcMar>
+            <w:vAlign w:val="center"/>
+          </w:tcPr>
+          <w:p>
+            <w:pPr>
+              <w:widowControl w:val="0"/>
+              <w:spacing w:line="276" w:lineRule="auto"/>
+              <w:jc w:val="center"/>
+              <w:rPr/>
+            </w:pPr>
+            <w:r>
+              <w:rPr>
+                <w:b w:val="1"/>
+                <w:bCs w:val="1"/>
+                <w:color w:val="ffffff"/>
+                <w:rtl w:val="0"/>
+              </w:rPr>
+              <w:t xml:space="preserve">Objetivo / Valor</w:t>
+            </w:r>
+            <w:r>
+              <w:rPr>
+                <w:rtl w:val="0"/>
+              </w:rPr>
+            </w:r>
+          </w:p>
+        </w:tc>
+      </w:tr>
+      <w:tr>
+        <w:trPr>
+          <w:cantSplit w:val="0"/>
+          <w:trHeight w:val="570" w:hRule="atLeast"/>
+          <w:tblHeader w:val="0"/>
+        </w:trPr>
+        <w:tc>
+          <w:tcPr>
+            <w:tcBorders>
+              <w:top w:color="cccccc" w:space="0" w:sz="6" w:val="single"/>
+              <w:left w:color="d9d9d9" w:space="0" w:sz="6" w:val="single"/>
+              <w:bottom w:color="d9d9d9" w:space="0" w:sz="6" w:val="single"/>
+              <w:right w:color="d9d9d9" w:space="0" w:sz="6" w:val="single"/>
+            </w:tcBorders>
+            <w:shd w:fill="c1e4f5" w:val="clear"/>
+            <w:tcMar>
+              <w:top w:w="0.0" w:type="dxa"/>
+              <w:left w:w="40.0" w:type="dxa"/>
+              <w:bottom w:w="0.0" w:type="dxa"/>
+              <w:right w:w="40.0" w:type="dxa"/>
+            </w:tcMar>
+            <w:vAlign w:val="center"/>
+          </w:tcPr>
+          <w:p>
+            <w:pPr>
+              <w:widowControl w:val="0"/>
+              <w:spacing w:line="276" w:lineRule="auto"/>
+              <w:rPr/>
+            </w:pPr>
+            <w:r>
+              <w:rPr>
+                <w:rFonts w:ascii="Roboto" w:cs="Roboto" w:eastAsia="Roboto" w:hAnsi="Roboto"/>
+                <w:color w:val="434343"/>
+                <w:rtl w:val="0"/>
+              </w:rPr>
+              <w:t xml:space="preserve">Gestión de Cuentas y Perfiles</w:t>
+            </w:r>
+            <w:r>
+              <w:rPr>
+                <w:rtl w:val="0"/>
+              </w:rPr>
+            </w:r>
+          </w:p>
+        </w:tc>
+        <w:tc>
+          <w:tcPr>
+            <w:tcBorders>
+              <w:top w:color="cccccc" w:space="0" w:sz="6" w:val="single"/>
+              <w:left w:color="cccccc" w:space="0" w:sz="6" w:val="single"/>
+              <w:bottom w:color="d9d9d9" w:space="0" w:sz="6" w:val="single"/>
+              <w:right w:color="d9d9d9" w:space="0" w:sz="6" w:val="single"/>
+            </w:tcBorders>
+            <w:shd w:fill="c1e4f5" w:val="clear"/>
+            <w:tcMar>
+              <w:top w:w="0.0" w:type="dxa"/>
+              <w:left w:w="40.0" w:type="dxa"/>
+              <w:bottom w:w="0.0" w:type="dxa"/>
+              <w:right w:w="40.0" w:type="dxa"/>
+            </w:tcMar>
+            <w:vAlign w:val="center"/>
+          </w:tcPr>
+          <w:p>
+            <w:pPr>
+              <w:widowControl w:val="0"/>
+              <w:spacing w:line="276" w:lineRule="auto"/>
+              <w:rPr/>
+            </w:pPr>
+            <w:r>
+              <w:rPr>
+                <w:rFonts w:ascii="Roboto" w:cs="Roboto" w:eastAsia="Roboto" w:hAnsi="Roboto"/>
+                <w:color w:val="434343"/>
+                <w:rtl w:val="0"/>
+              </w:rPr>
+              <w:t xml:space="preserve">Registro, autenticación y administración de datos personales/de tienda para todos los roles del sistema</w:t>
+            </w:r>
+            <w:r>
+              <w:rPr>
+                <w:rtl w:val="0"/>
+              </w:rPr>
+            </w:r>
+          </w:p>
+        </w:tc>
+        <w:tc>
+          <w:tcPr>
+            <w:tcBorders>
+              <w:top w:color="cccccc" w:space="0" w:sz="6" w:val="single"/>
+              <w:left w:color="cccccc" w:space="0" w:sz="6" w:val="single"/>
+              <w:bottom w:color="d9d9d9" w:space="0" w:sz="6" w:val="single"/>
+              <w:right w:color="d9d9d9" w:space="0" w:sz="6" w:val="single"/>
+            </w:tcBorders>
+            <w:shd w:fill="c1e4f5" w:val="clear"/>
+            <w:tcMar>
+              <w:top w:w="0.0" w:type="dxa"/>
+              <w:left w:w="40.0" w:type="dxa"/>
+              <w:bottom w:w="0.0" w:type="dxa"/>
+              <w:right w:w="40.0" w:type="dxa"/>
+            </w:tcMar>
+            <w:vAlign w:val="center"/>
+          </w:tcPr>
+          <w:p>
+            <w:pPr>
+              <w:widowControl w:val="0"/>
+              <w:spacing w:line="276" w:lineRule="auto"/>
+              <w:rPr/>
+            </w:pPr>
+            <w:r>
+              <w:rPr>
+                <w:rFonts w:ascii="Roboto" w:cs="Roboto" w:eastAsia="Roboto" w:hAnsi="Roboto"/>
+                <w:color w:val="434343"/>
+                <w:rtl w:val="0"/>
+              </w:rPr>
+              <w:t xml:space="preserve">Sin esto no existe plataforma: es la base habilitante para todo lo demás</w:t>
+            </w:r>
+            <w:r>
+              <w:rPr>
+                <w:rtl w:val="0"/>
+              </w:rPr>
+            </w:r>
+          </w:p>
+        </w:tc>
+      </w:tr>
+      <w:tr>
+        <w:trPr>
+          <w:cantSplit w:val="0"/>
+          <w:trHeight w:val="570" w:hRule="atLeast"/>
+          <w:tblHeader w:val="0"/>
+        </w:trPr>
+        <w:tc>
+          <w:tcPr>
+            <w:tcBorders>
+              <w:top w:color="cccccc" w:space="0" w:sz="6" w:val="single"/>
+              <w:left w:color="d9d9d9" w:space="0" w:sz="6" w:val="single"/>
+              <w:bottom w:color="d9d9d9" w:space="0" w:sz="6" w:val="single"/>
+              <w:right w:color="d9d9d9" w:space="0" w:sz="6" w:val="single"/>
+            </w:tcBorders>
+            <w:shd w:fill="ffffff" w:val="clear"/>
+            <w:tcMar>
+              <w:top w:w="0.0" w:type="dxa"/>
+              <w:left w:w="40.0" w:type="dxa"/>
+              <w:bottom w:w="0.0" w:type="dxa"/>
+              <w:right w:w="40.0" w:type="dxa"/>
+            </w:tcMar>
+            <w:vAlign w:val="center"/>
+          </w:tcPr>
+          <w:p>
+            <w:pPr>
+              <w:widowControl w:val="0"/>
+              <w:spacing w:line="276" w:lineRule="auto"/>
+              <w:rPr/>
+            </w:pPr>
+            <w:r>
+              <w:rPr>
+                <w:rFonts w:ascii="Roboto" w:cs="Roboto" w:eastAsia="Roboto" w:hAnsi="Roboto"/>
+                <w:color w:val="434343"/>
+                <w:rtl w:val="0"/>
+              </w:rPr>
+              <w:t xml:space="preserve">Búsqueda y Descubrimiento de Productos</w:t>
+            </w:r>
+            <w:r>
+              <w:rPr>
+                <w:rtl w:val="0"/>
+              </w:rPr>
+            </w:r>
+          </w:p>
+        </w:tc>
+        <w:tc>
+          <w:tcPr>
+            <w:tcBorders>
+              <w:top w:color="cccccc" w:space="0" w:sz="6" w:val="single"/>
+              <w:left w:color="cccccc" w:space="0" w:sz="6" w:val="single"/>
+              <w:bottom w:color="d9d9d9" w:space="0" w:sz="6" w:val="single"/>
+              <w:right w:color="d9d9d9" w:space="0" w:sz="6" w:val="single"/>
+            </w:tcBorders>
+            <w:shd w:fill="ffffff" w:val="clear"/>
+            <w:tcMar>
+              <w:top w:w="0.0" w:type="dxa"/>
+              <w:left w:w="40.0" w:type="dxa"/>
+              <w:bottom w:w="0.0" w:type="dxa"/>
+              <w:right w:w="40.0" w:type="dxa"/>
+            </w:tcMar>
+            <w:vAlign w:val="center"/>
+          </w:tcPr>
+          <w:p>
+            <w:pPr>
+              <w:widowControl w:val="0"/>
+              <w:spacing w:line="276" w:lineRule="auto"/>
+              <w:rPr/>
+            </w:pPr>
+            <w:r>
+              <w:rPr>
+                <w:rFonts w:ascii="Roboto" w:cs="Roboto" w:eastAsia="Roboto" w:hAnsi="Roboto"/>
+                <w:color w:val="434343"/>
+                <w:rtl w:val="0"/>
+              </w:rPr>
+              <w:t xml:space="preserve">Facilitar que el comprador encuentre productos relevantes según sus necesidades y ubicación</w:t>
+            </w:r>
+            <w:r>
+              <w:rPr>
+                <w:rtl w:val="0"/>
+              </w:rPr>
+            </w:r>
+          </w:p>
+        </w:tc>
+        <w:tc>
+          <w:tcPr>
+            <w:tcBorders>
+              <w:top w:color="cccccc" w:space="0" w:sz="6" w:val="single"/>
+              <w:left w:color="cccccc" w:space="0" w:sz="6" w:val="single"/>
+              <w:bottom w:color="d9d9d9" w:space="0" w:sz="6" w:val="single"/>
+              <w:right w:color="d9d9d9" w:space="0" w:sz="6" w:val="single"/>
+            </w:tcBorders>
+            <w:shd w:fill="ffffff" w:val="clear"/>
+            <w:tcMar>
+              <w:top w:w="0.0" w:type="dxa"/>
+              <w:left w:w="40.0" w:type="dxa"/>
+              <w:bottom w:w="0.0" w:type="dxa"/>
+              <w:right w:w="40.0" w:type="dxa"/>
+            </w:tcMar>
+            <w:vAlign w:val="center"/>
+          </w:tcPr>
+          <w:p>
+            <w:pPr>
+              <w:widowControl w:val="0"/>
+              <w:spacing w:line="276" w:lineRule="auto"/>
+              <w:rPr/>
+            </w:pPr>
+            <w:r>
+              <w:rPr>
+                <w:rFonts w:ascii="Roboto" w:cs="Roboto" w:eastAsia="Roboto" w:hAnsi="Roboto"/>
+                <w:color w:val="434343"/>
+                <w:rtl w:val="0"/>
+              </w:rPr>
+              <w:t xml:space="preserve">Es el punto de entrada al negocio: si el comprador no encuentra rápido lo que busca, no compra.</w:t>
+            </w:r>
+            <w:r>
+              <w:rPr>
+                <w:rtl w:val="0"/>
+              </w:rPr>
+            </w:r>
+          </w:p>
+        </w:tc>
+      </w:tr>
+      <w:tr>
+        <w:trPr>
+          <w:cantSplit w:val="0"/>
+          <w:trHeight w:val="570" w:hRule="atLeast"/>
+          <w:tblHeader w:val="0"/>
+        </w:trPr>
+        <w:tc>
+          <w:tcPr>
+            <w:tcBorders>
+              <w:top w:color="cccccc" w:space="0" w:sz="6" w:val="single"/>
+              <w:left w:color="d9d9d9" w:space="0" w:sz="6" w:val="single"/>
+              <w:bottom w:color="d9d9d9" w:space="0" w:sz="6" w:val="single"/>
+              <w:right w:color="d9d9d9" w:space="0" w:sz="6" w:val="single"/>
+            </w:tcBorders>
+            <w:shd w:fill="c1e4f5" w:val="clear"/>
+            <w:tcMar>
+              <w:top w:w="0.0" w:type="dxa"/>
+              <w:left w:w="40.0" w:type="dxa"/>
+              <w:bottom w:w="0.0" w:type="dxa"/>
+              <w:right w:w="40.0" w:type="dxa"/>
+            </w:tcMar>
+            <w:vAlign w:val="center"/>
+          </w:tcPr>
+          <w:p>
+            <w:pPr>
+              <w:widowControl w:val="0"/>
+              <w:spacing w:line="276" w:lineRule="auto"/>
+              <w:rPr/>
+            </w:pPr>
+            <w:r>
+              <w:rPr>
+                <w:rFonts w:ascii="Roboto" w:cs="Roboto" w:eastAsia="Roboto" w:hAnsi="Roboto"/>
+                <w:color w:val="434343"/>
+                <w:rtl w:val="0"/>
+              </w:rPr>
+              <w:t xml:space="preserve">Carrito de Compras</w:t>
+            </w:r>
+            <w:r>
+              <w:rPr>
+                <w:rtl w:val="0"/>
+              </w:rPr>
+            </w:r>
+          </w:p>
+        </w:tc>
+        <w:tc>
+          <w:tcPr>
+            <w:tcBorders>
+              <w:top w:color="cccccc" w:space="0" w:sz="6" w:val="single"/>
+              <w:left w:color="cccccc" w:space="0" w:sz="6" w:val="single"/>
+              <w:bottom w:color="d9d9d9" w:space="0" w:sz="6" w:val="single"/>
+              <w:right w:color="d9d9d9" w:space="0" w:sz="6" w:val="single"/>
+            </w:tcBorders>
+            <w:shd w:fill="c1e4f5" w:val="clear"/>
+            <w:tcMar>
+              <w:top w:w="0.0" w:type="dxa"/>
+              <w:left w:w="40.0" w:type="dxa"/>
+              <w:bottom w:w="0.0" w:type="dxa"/>
+              <w:right w:w="40.0" w:type="dxa"/>
+            </w:tcMar>
+            <w:vAlign w:val="center"/>
+          </w:tcPr>
+          <w:p>
+            <w:pPr>
+              <w:widowControl w:val="0"/>
+              <w:spacing w:line="276" w:lineRule="auto"/>
+              <w:rPr/>
+            </w:pPr>
+            <w:r>
+              <w:rPr>
+                <w:rFonts w:ascii="Roboto" w:cs="Roboto" w:eastAsia="Roboto" w:hAnsi="Roboto"/>
+                <w:color w:val="434343"/>
+                <w:rtl w:val="0"/>
+              </w:rPr>
+              <w:t xml:space="preserve">Permitir reunir, ajustar y organizar los productos que el comprador desea adquirir antes de confirmar la compra</w:t>
+            </w:r>
+            <w:r>
+              <w:rPr>
+                <w:rtl w:val="0"/>
+              </w:rPr>
+            </w:r>
+          </w:p>
+        </w:tc>
+        <w:tc>
+          <w:tcPr>
+            <w:tcBorders>
+              <w:top w:color="cccccc" w:space="0" w:sz="6" w:val="single"/>
+              <w:left w:color="cccccc" w:space="0" w:sz="6" w:val="single"/>
+              <w:bottom w:color="d9d9d9" w:space="0" w:sz="6" w:val="single"/>
+              <w:right w:color="d9d9d9" w:space="0" w:sz="6" w:val="single"/>
+            </w:tcBorders>
+            <w:shd w:fill="c1e4f5" w:val="clear"/>
+            <w:tcMar>
+              <w:top w:w="0.0" w:type="dxa"/>
+              <w:left w:w="40.0" w:type="dxa"/>
+              <w:bottom w:w="0.0" w:type="dxa"/>
+              <w:right w:w="40.0" w:type="dxa"/>
+            </w:tcMar>
+            <w:vAlign w:val="center"/>
+          </w:tcPr>
+          <w:p>
+            <w:pPr>
+              <w:widowControl w:val="0"/>
+              <w:spacing w:line="276" w:lineRule="auto"/>
+              <w:rPr/>
+            </w:pPr>
+            <w:r>
+              <w:rPr>
+                <w:rFonts w:ascii="Roboto" w:cs="Roboto" w:eastAsia="Roboto" w:hAnsi="Roboto"/>
+                <w:color w:val="434343"/>
+                <w:rtl w:val="0"/>
+              </w:rPr>
+              <w:t xml:space="preserve">Reduce la fricción de compra al permitir ajustes previos</w:t>
+            </w:r>
+            <w:r>
+              <w:rPr>
+                <w:rtl w:val="0"/>
+              </w:rPr>
+            </w:r>
+          </w:p>
+        </w:tc>
+      </w:tr>
+      <w:tr>
+        <w:trPr>
+          <w:cantSplit w:val="0"/>
+          <w:trHeight w:val="570" w:hRule="atLeast"/>
+          <w:tblHeader w:val="0"/>
+        </w:trPr>
+        <w:tc>
+          <w:tcPr>
+            <w:tcBorders>
+              <w:top w:color="cccccc" w:space="0" w:sz="6" w:val="single"/>
+              <w:left w:color="d9d9d9" w:space="0" w:sz="6" w:val="single"/>
+              <w:bottom w:color="d9d9d9" w:space="0" w:sz="6" w:val="single"/>
+              <w:right w:color="d9d9d9" w:space="0" w:sz="6" w:val="single"/>
+            </w:tcBorders>
+            <w:shd w:fill="ffffff" w:val="clear"/>
+            <w:tcMar>
+              <w:top w:w="0.0" w:type="dxa"/>
+              <w:left w:w="40.0" w:type="dxa"/>
+              <w:bottom w:w="0.0" w:type="dxa"/>
+              <w:right w:w="40.0" w:type="dxa"/>
+            </w:tcMar>
+            <w:vAlign w:val="center"/>
+          </w:tcPr>
+          <w:p>
+            <w:pPr>
+              <w:widowControl w:val="0"/>
+              <w:spacing w:line="276" w:lineRule="auto"/>
+              <w:rPr/>
+            </w:pPr>
+            <w:r>
+              <w:rPr>
+                <w:rFonts w:ascii="Roboto" w:cs="Roboto" w:eastAsia="Roboto" w:hAnsi="Roboto"/>
+                <w:color w:val="434343"/>
+                <w:rtl w:val="0"/>
+              </w:rPr>
+              <w:t xml:space="preserve">Cupones y Descuentos</w:t>
+            </w:r>
+            <w:r>
+              <w:rPr>
+                <w:rtl w:val="0"/>
+              </w:rPr>
+            </w:r>
+          </w:p>
+        </w:tc>
+        <w:tc>
+          <w:tcPr>
+            <w:tcBorders>
+              <w:top w:color="cccccc" w:space="0" w:sz="6" w:val="single"/>
+              <w:left w:color="cccccc" w:space="0" w:sz="6" w:val="single"/>
+              <w:bottom w:color="d9d9d9" w:space="0" w:sz="6" w:val="single"/>
+              <w:right w:color="d9d9d9" w:space="0" w:sz="6" w:val="single"/>
+            </w:tcBorders>
+            <w:shd w:fill="ffffff" w:val="clear"/>
+            <w:tcMar>
+              <w:top w:w="0.0" w:type="dxa"/>
+              <w:left w:w="40.0" w:type="dxa"/>
+              <w:bottom w:w="0.0" w:type="dxa"/>
+              <w:right w:w="40.0" w:type="dxa"/>
+            </w:tcMar>
+            <w:vAlign w:val="center"/>
+          </w:tcPr>
+          <w:p>
+            <w:pPr>
+              <w:widowControl w:val="0"/>
+              <w:spacing w:line="276" w:lineRule="auto"/>
+              <w:rPr/>
+            </w:pPr>
+            <w:r>
+              <w:rPr>
+                <w:rFonts w:ascii="Roboto" w:cs="Roboto" w:eastAsia="Roboto" w:hAnsi="Roboto"/>
+                <w:color w:val="434343"/>
+                <w:rtl w:val="0"/>
+              </w:rPr>
+              <w:t xml:space="preserve">Dar a los vendedores una herramienta de promoción de sus productos, y a los compradores acceso a ofertas</w:t>
+            </w:r>
+            <w:r>
+              <w:rPr>
+                <w:rtl w:val="0"/>
+              </w:rPr>
+            </w:r>
+          </w:p>
+        </w:tc>
+        <w:tc>
+          <w:tcPr>
+            <w:tcBorders>
+              <w:top w:color="cccccc" w:space="0" w:sz="6" w:val="single"/>
+              <w:left w:color="cccccc" w:space="0" w:sz="6" w:val="single"/>
+              <w:bottom w:color="d9d9d9" w:space="0" w:sz="6" w:val="single"/>
+              <w:right w:color="d9d9d9" w:space="0" w:sz="6" w:val="single"/>
+            </w:tcBorders>
+            <w:shd w:fill="ffffff" w:val="clear"/>
+            <w:tcMar>
+              <w:top w:w="0.0" w:type="dxa"/>
+              <w:left w:w="40.0" w:type="dxa"/>
+              <w:bottom w:w="0.0" w:type="dxa"/>
+              <w:right w:w="40.0" w:type="dxa"/>
+            </w:tcMar>
+            <w:vAlign w:val="center"/>
+          </w:tcPr>
+          <w:p>
+            <w:pPr>
+              <w:widowControl w:val="0"/>
+              <w:spacing w:line="276" w:lineRule="auto"/>
+              <w:rPr/>
+            </w:pPr>
+            <w:r>
+              <w:rPr>
+                <w:rFonts w:ascii="Roboto" w:cs="Roboto" w:eastAsia="Roboto" w:hAnsi="Roboto"/>
+                <w:color w:val="434343"/>
+                <w:rtl w:val="0"/>
+              </w:rPr>
+              <w:t xml:space="preserve">Incentiva las ventas para el vendedor (herramienta de marketing propia) y mejora la percepción de valor para el comprador, aumentando la retención y frecuencia de compra</w:t>
+            </w:r>
+            <w:r>
+              <w:rPr>
+                <w:rtl w:val="0"/>
+              </w:rPr>
+            </w:r>
+          </w:p>
+        </w:tc>
+      </w:tr>
+      <w:tr>
+        <w:trPr>
+          <w:cantSplit w:val="0"/>
+          <w:trHeight w:val="570" w:hRule="atLeast"/>
+          <w:tblHeader w:val="0"/>
+        </w:trPr>
+        <w:tc>
+          <w:tcPr>
+            <w:tcBorders>
+              <w:top w:color="cccccc" w:space="0" w:sz="6" w:val="single"/>
+              <w:left w:color="d9d9d9" w:space="0" w:sz="6" w:val="single"/>
+              <w:bottom w:color="d9d9d9" w:space="0" w:sz="6" w:val="single"/>
+              <w:right w:color="d9d9d9" w:space="0" w:sz="6" w:val="single"/>
+            </w:tcBorders>
+            <w:shd w:fill="c1e4f5" w:val="clear"/>
+            <w:tcMar>
+              <w:top w:w="0.0" w:type="dxa"/>
+              <w:left w:w="40.0" w:type="dxa"/>
+              <w:bottom w:w="0.0" w:type="dxa"/>
+              <w:right w:w="40.0" w:type="dxa"/>
+            </w:tcMar>
+            <w:vAlign w:val="center"/>
+          </w:tcPr>
+          <w:p>
+            <w:pPr>
+              <w:widowControl w:val="0"/>
+              <w:spacing w:line="276" w:lineRule="auto"/>
+              <w:rPr/>
+            </w:pPr>
+            <w:r>
+              <w:rPr>
+                <w:rFonts w:ascii="Roboto" w:cs="Roboto" w:eastAsia="Roboto" w:hAnsi="Roboto"/>
+                <w:color w:val="434343"/>
+                <w:rtl w:val="0"/>
+              </w:rPr>
+              <w:t xml:space="preserve">Gestión de Pedidos y Compras</w:t>
+            </w:r>
+            <w:r>
+              <w:rPr>
+                <w:rtl w:val="0"/>
+              </w:rPr>
+            </w:r>
+          </w:p>
+        </w:tc>
+        <w:tc>
+          <w:tcPr>
+            <w:tcBorders>
+              <w:top w:color="cccccc" w:space="0" w:sz="6" w:val="single"/>
+              <w:left w:color="cccccc" w:space="0" w:sz="6" w:val="single"/>
+              <w:bottom w:color="d9d9d9" w:space="0" w:sz="6" w:val="single"/>
+              <w:right w:color="d9d9d9" w:space="0" w:sz="6" w:val="single"/>
+            </w:tcBorders>
+            <w:shd w:fill="c1e4f5" w:val="clear"/>
+            <w:tcMar>
+              <w:top w:w="0.0" w:type="dxa"/>
+              <w:left w:w="40.0" w:type="dxa"/>
+              <w:bottom w:w="0.0" w:type="dxa"/>
+              <w:right w:w="40.0" w:type="dxa"/>
+            </w:tcMar>
+            <w:vAlign w:val="center"/>
+          </w:tcPr>
+          <w:p>
+            <w:pPr>
+              <w:widowControl w:val="0"/>
+              <w:spacing w:line="276" w:lineRule="auto"/>
+              <w:rPr/>
+            </w:pPr>
+            <w:r>
+              <w:rPr>
+                <w:rFonts w:ascii="Roboto" w:cs="Roboto" w:eastAsia="Roboto" w:hAnsi="Roboto"/>
+                <w:color w:val="434343"/>
+                <w:rtl w:val="0"/>
+              </w:rPr>
+              <w:t xml:space="preserve">Cubrir el ciclo completo de una transacción, desde la confirmación de la compra hasta su seguimiento por ambas partes</w:t>
+            </w:r>
+            <w:r>
+              <w:rPr>
+                <w:rtl w:val="0"/>
+              </w:rPr>
+            </w:r>
+          </w:p>
+        </w:tc>
+        <w:tc>
+          <w:tcPr>
+            <w:tcBorders>
+              <w:top w:color="cccccc" w:space="0" w:sz="6" w:val="single"/>
+              <w:left w:color="cccccc" w:space="0" w:sz="6" w:val="single"/>
+              <w:bottom w:color="d9d9d9" w:space="0" w:sz="6" w:val="single"/>
+              <w:right w:color="d9d9d9" w:space="0" w:sz="6" w:val="single"/>
+            </w:tcBorders>
+            <w:shd w:fill="c1e4f5" w:val="clear"/>
+            <w:tcMar>
+              <w:top w:w="0.0" w:type="dxa"/>
+              <w:left w:w="40.0" w:type="dxa"/>
+              <w:bottom w:w="0.0" w:type="dxa"/>
+              <w:right w:w="40.0" w:type="dxa"/>
+            </w:tcMar>
+            <w:vAlign w:val="center"/>
+          </w:tcPr>
+          <w:p>
+            <w:pPr>
+              <w:widowControl w:val="0"/>
+              <w:spacing w:line="276" w:lineRule="auto"/>
+              <w:rPr/>
+            </w:pPr>
+            <w:r>
+              <w:rPr>
+                <w:rFonts w:ascii="Roboto" w:cs="Roboto" w:eastAsia="Roboto" w:hAnsi="Roboto"/>
+                <w:color w:val="434343"/>
+                <w:rtl w:val="0"/>
+              </w:rPr>
+              <w:t xml:space="preserve">Es el núcleo del negocio: garantiza que la transacción quede formalizada, trazable y respaldada</w:t>
+            </w:r>
+            <w:r>
+              <w:rPr>
+                <w:rtl w:val="0"/>
+              </w:rPr>
+            </w:r>
+          </w:p>
+        </w:tc>
+      </w:tr>
+      <w:tr>
+        <w:trPr>
+          <w:cantSplit w:val="0"/>
+          <w:trHeight w:val="570" w:hRule="atLeast"/>
+          <w:tblHeader w:val="0"/>
+        </w:trPr>
+        <w:tc>
+          <w:tcPr>
+            <w:tcBorders>
+              <w:top w:color="cccccc" w:space="0" w:sz="6" w:val="single"/>
+              <w:left w:color="d9d9d9" w:space="0" w:sz="6" w:val="single"/>
+              <w:bottom w:color="d9d9d9" w:space="0" w:sz="6" w:val="single"/>
+              <w:right w:color="d9d9d9" w:space="0" w:sz="6" w:val="single"/>
+            </w:tcBorders>
+            <w:shd w:fill="ffffff" w:val="clear"/>
+            <w:tcMar>
+              <w:top w:w="0.0" w:type="dxa"/>
+              <w:left w:w="40.0" w:type="dxa"/>
+              <w:bottom w:w="0.0" w:type="dxa"/>
+              <w:right w:w="40.0" w:type="dxa"/>
+            </w:tcMar>
+            <w:vAlign w:val="center"/>
+          </w:tcPr>
+          <w:p>
+            <w:pPr>
+              <w:widowControl w:val="0"/>
+              <w:spacing w:line="276" w:lineRule="auto"/>
+              <w:rPr/>
+            </w:pPr>
+            <w:r>
+              <w:rPr>
+                <w:rFonts w:ascii="Roboto" w:cs="Roboto" w:eastAsia="Roboto" w:hAnsi="Roboto"/>
+                <w:color w:val="434343"/>
+                <w:rtl w:val="0"/>
+              </w:rPr>
+              <w:t xml:space="preserve">Notificaciones</w:t>
+            </w:r>
+            <w:r>
+              <w:rPr>
+                <w:rtl w:val="0"/>
+              </w:rPr>
+            </w:r>
+          </w:p>
+        </w:tc>
+        <w:tc>
+          <w:tcPr>
+            <w:tcBorders>
+              <w:top w:color="cccccc" w:space="0" w:sz="6" w:val="single"/>
+              <w:left w:color="cccccc" w:space="0" w:sz="6" w:val="single"/>
+              <w:bottom w:color="d9d9d9" w:space="0" w:sz="6" w:val="single"/>
+              <w:right w:color="d9d9d9" w:space="0" w:sz="6" w:val="single"/>
+            </w:tcBorders>
+            <w:shd w:fill="ffffff" w:val="clear"/>
+            <w:tcMar>
+              <w:top w:w="0.0" w:type="dxa"/>
+              <w:left w:w="40.0" w:type="dxa"/>
+              <w:bottom w:w="0.0" w:type="dxa"/>
+              <w:right w:w="40.0" w:type="dxa"/>
+            </w:tcMar>
+            <w:vAlign w:val="center"/>
+          </w:tcPr>
+          <w:p>
+            <w:pPr>
+              <w:widowControl w:val="0"/>
+              <w:spacing w:line="276" w:lineRule="auto"/>
+              <w:rPr/>
+            </w:pPr>
+            <w:r>
+              <w:rPr>
+                <w:rFonts w:ascii="Roboto" w:cs="Roboto" w:eastAsia="Roboto" w:hAnsi="Roboto"/>
+                <w:color w:val="434343"/>
+                <w:rtl w:val="0"/>
+              </w:rPr>
+              <w:t xml:space="preserve">Mantener al comprador informado de forma proactiva sobre eventos relevantes de sus productos deseados y pedidos</w:t>
+            </w:r>
+            <w:r>
+              <w:rPr>
+                <w:rtl w:val="0"/>
+              </w:rPr>
+            </w:r>
+          </w:p>
+        </w:tc>
+        <w:tc>
+          <w:tcPr>
+            <w:tcBorders>
+              <w:top w:color="cccccc" w:space="0" w:sz="6" w:val="single"/>
+              <w:left w:color="cccccc" w:space="0" w:sz="6" w:val="single"/>
+              <w:bottom w:color="d9d9d9" w:space="0" w:sz="6" w:val="single"/>
+              <w:right w:color="d9d9d9" w:space="0" w:sz="6" w:val="single"/>
+            </w:tcBorders>
+            <w:shd w:fill="ffffff" w:val="clear"/>
+            <w:tcMar>
+              <w:top w:w="0.0" w:type="dxa"/>
+              <w:left w:w="40.0" w:type="dxa"/>
+              <w:bottom w:w="0.0" w:type="dxa"/>
+              <w:right w:w="40.0" w:type="dxa"/>
+            </w:tcMar>
+            <w:vAlign w:val="center"/>
+          </w:tcPr>
+          <w:p>
+            <w:pPr>
+              <w:widowControl w:val="0"/>
+              <w:spacing w:line="276" w:lineRule="auto"/>
+              <w:rPr/>
+            </w:pPr>
+            <w:r>
+              <w:rPr>
+                <w:rFonts w:ascii="Roboto" w:cs="Roboto" w:eastAsia="Roboto" w:hAnsi="Roboto"/>
+                <w:color w:val="434343"/>
+                <w:rtl w:val="0"/>
+              </w:rPr>
+              <w:t xml:space="preserve">Aumenta el enganche con la plataforma (ej. avisos de descuento o stock) y reduce la incertidumbre del comprador sobre el estado de su compra</w:t>
+            </w:r>
+            <w:r>
+              <w:rPr>
+                <w:rtl w:val="0"/>
+              </w:rPr>
+            </w:r>
+          </w:p>
+        </w:tc>
+      </w:tr>
+      <w:tr>
+        <w:trPr>
+          <w:cantSplit w:val="0"/>
+          <w:trHeight w:val="570" w:hRule="atLeast"/>
+          <w:tblHeader w:val="0"/>
+        </w:trPr>
+        <w:tc>
+          <w:tcPr>
+            <w:tcBorders>
+              <w:top w:color="cccccc" w:space="0" w:sz="6" w:val="single"/>
+              <w:left w:color="d9d9d9" w:space="0" w:sz="6" w:val="single"/>
+              <w:bottom w:color="d9d9d9" w:space="0" w:sz="6" w:val="single"/>
+              <w:right w:color="d9d9d9" w:space="0" w:sz="6" w:val="single"/>
+            </w:tcBorders>
+            <w:shd w:fill="c1e4f5" w:val="clear"/>
+            <w:tcMar>
+              <w:top w:w="0.0" w:type="dxa"/>
+              <w:left w:w="40.0" w:type="dxa"/>
+              <w:bottom w:w="0.0" w:type="dxa"/>
+              <w:right w:w="40.0" w:type="dxa"/>
+            </w:tcMar>
+            <w:vAlign w:val="center"/>
+          </w:tcPr>
+          <w:p>
+            <w:pPr>
+              <w:widowControl w:val="0"/>
+              <w:spacing w:line="276" w:lineRule="auto"/>
+              <w:rPr/>
+            </w:pPr>
+            <w:r>
+              <w:rPr>
+                <w:rFonts w:ascii="Roboto" w:cs="Roboto" w:eastAsia="Roboto" w:hAnsi="Roboto"/>
+                <w:color w:val="434343"/>
+                <w:rtl w:val="0"/>
+              </w:rPr>
+              <w:t xml:space="preserve">Calificaciones y Reputación</w:t>
+            </w:r>
+            <w:r>
+              <w:rPr>
+                <w:rtl w:val="0"/>
+              </w:rPr>
+            </w:r>
+          </w:p>
+        </w:tc>
+        <w:tc>
+          <w:tcPr>
+            <w:tcBorders>
+              <w:top w:color="cccccc" w:space="0" w:sz="6" w:val="single"/>
+              <w:left w:color="cccccc" w:space="0" w:sz="6" w:val="single"/>
+              <w:bottom w:color="d9d9d9" w:space="0" w:sz="6" w:val="single"/>
+              <w:right w:color="d9d9d9" w:space="0" w:sz="6" w:val="single"/>
+            </w:tcBorders>
+            <w:shd w:fill="c1e4f5" w:val="clear"/>
+            <w:tcMar>
+              <w:top w:w="0.0" w:type="dxa"/>
+              <w:left w:w="40.0" w:type="dxa"/>
+              <w:bottom w:w="0.0" w:type="dxa"/>
+              <w:right w:w="40.0" w:type="dxa"/>
+            </w:tcMar>
+            <w:vAlign w:val="center"/>
+          </w:tcPr>
+          <w:p>
+            <w:pPr>
+              <w:widowControl w:val="0"/>
+              <w:spacing w:line="276" w:lineRule="auto"/>
+              <w:rPr/>
+            </w:pPr>
+            <w:r>
+              <w:rPr>
+                <w:rFonts w:ascii="Roboto" w:cs="Roboto" w:eastAsia="Roboto" w:hAnsi="Roboto"/>
+                <w:color w:val="434343"/>
+                <w:rtl w:val="0"/>
+              </w:rPr>
+              <w:t xml:space="preserve">Permitir que compradores y vendedores se evalúen mutuamente tras una transacción</w:t>
+            </w:r>
+            <w:r>
+              <w:rPr>
+                <w:rtl w:val="0"/>
+              </w:rPr>
+            </w:r>
+          </w:p>
+        </w:tc>
+        <w:tc>
+          <w:tcPr>
+            <w:tcBorders>
+              <w:top w:color="cccccc" w:space="0" w:sz="6" w:val="single"/>
+              <w:left w:color="cccccc" w:space="0" w:sz="6" w:val="single"/>
+              <w:bottom w:color="d9d9d9" w:space="0" w:sz="6" w:val="single"/>
+              <w:right w:color="d9d9d9" w:space="0" w:sz="6" w:val="single"/>
+            </w:tcBorders>
+            <w:shd w:fill="c1e4f5" w:val="clear"/>
+            <w:tcMar>
+              <w:top w:w="0.0" w:type="dxa"/>
+              <w:left w:w="40.0" w:type="dxa"/>
+              <w:bottom w:w="0.0" w:type="dxa"/>
+              <w:right w:w="40.0" w:type="dxa"/>
+            </w:tcMar>
+            <w:vAlign w:val="center"/>
+          </w:tcPr>
+          <w:p>
+            <w:pPr>
+              <w:widowControl w:val="0"/>
+              <w:spacing w:line="276" w:lineRule="auto"/>
+              <w:rPr/>
+            </w:pPr>
+            <w:r>
+              <w:rPr>
+                <w:rFonts w:ascii="Roboto" w:cs="Roboto" w:eastAsia="Roboto" w:hAnsi="Roboto"/>
+                <w:color w:val="434343"/>
+                <w:rtl w:val="0"/>
+              </w:rPr>
+              <w:t xml:space="preserve">Genera confianza y transparencia dentro del marketplace</w:t>
+            </w:r>
+            <w:r>
+              <w:rPr>
+                <w:rtl w:val="0"/>
+              </w:rPr>
+            </w:r>
+          </w:p>
+        </w:tc>
+      </w:tr>
+      <w:tr>
+        <w:trPr>
+          <w:cantSplit w:val="0"/>
+          <w:trHeight w:val="570" w:hRule="atLeast"/>
+          <w:tblHeader w:val="0"/>
+        </w:trPr>
+        <w:tc>
+          <w:tcPr>
+            <w:tcBorders>
+              <w:top w:color="cccccc" w:space="0" w:sz="6" w:val="single"/>
+              <w:left w:color="d9d9d9" w:space="0" w:sz="6" w:val="single"/>
+              <w:bottom w:color="d9d9d9" w:space="0" w:sz="6" w:val="single"/>
+              <w:right w:color="d9d9d9" w:space="0" w:sz="6" w:val="single"/>
+            </w:tcBorders>
+            <w:shd w:fill="ffffff" w:val="clear"/>
+            <w:tcMar>
+              <w:top w:w="0.0" w:type="dxa"/>
+              <w:left w:w="40.0" w:type="dxa"/>
+              <w:bottom w:w="0.0" w:type="dxa"/>
+              <w:right w:w="40.0" w:type="dxa"/>
+            </w:tcMar>
+            <w:vAlign w:val="center"/>
+          </w:tcPr>
+          <w:p>
+            <w:pPr>
+              <w:widowControl w:val="0"/>
+              <w:spacing w:line="276" w:lineRule="auto"/>
+              <w:rPr/>
+            </w:pPr>
+            <w:r>
+              <w:rPr>
+                <w:rFonts w:ascii="Roboto" w:cs="Roboto" w:eastAsia="Roboto" w:hAnsi="Roboto"/>
+                <w:color w:val="434343"/>
+                <w:rtl w:val="0"/>
+              </w:rPr>
+              <w:t xml:space="preserve">Lista de Deseados</w:t>
+            </w:r>
+            <w:r>
+              <w:rPr>
+                <w:rtl w:val="0"/>
+              </w:rPr>
+            </w:r>
+          </w:p>
+        </w:tc>
+        <w:tc>
+          <w:tcPr>
+            <w:tcBorders>
+              <w:top w:color="cccccc" w:space="0" w:sz="6" w:val="single"/>
+              <w:left w:color="cccccc" w:space="0" w:sz="6" w:val="single"/>
+              <w:bottom w:color="d9d9d9" w:space="0" w:sz="6" w:val="single"/>
+              <w:right w:color="d9d9d9" w:space="0" w:sz="6" w:val="single"/>
+            </w:tcBorders>
+            <w:shd w:fill="ffffff" w:val="clear"/>
+            <w:tcMar>
+              <w:top w:w="0.0" w:type="dxa"/>
+              <w:left w:w="40.0" w:type="dxa"/>
+              <w:bottom w:w="0.0" w:type="dxa"/>
+              <w:right w:w="40.0" w:type="dxa"/>
+            </w:tcMar>
+            <w:vAlign w:val="center"/>
+          </w:tcPr>
+          <w:p>
+            <w:pPr>
+              <w:widowControl w:val="0"/>
+              <w:spacing w:line="276" w:lineRule="auto"/>
+              <w:rPr/>
+            </w:pPr>
+            <w:r>
+              <w:rPr>
+                <w:rFonts w:ascii="Roboto" w:cs="Roboto" w:eastAsia="Roboto" w:hAnsi="Roboto"/>
+                <w:color w:val="434343"/>
+                <w:rtl w:val="0"/>
+              </w:rPr>
+              <w:t xml:space="preserve">Permitir guardar productos de interés para revisarlos o comprarlos más adelante</w:t>
+            </w:r>
+            <w:r>
+              <w:rPr>
+                <w:rtl w:val="0"/>
+              </w:rPr>
+            </w:r>
+          </w:p>
+        </w:tc>
+        <w:tc>
+          <w:tcPr>
+            <w:tcBorders>
+              <w:top w:color="cccccc" w:space="0" w:sz="6" w:val="single"/>
+              <w:left w:color="cccccc" w:space="0" w:sz="6" w:val="single"/>
+              <w:bottom w:color="d9d9d9" w:space="0" w:sz="6" w:val="single"/>
+              <w:right w:color="d9d9d9" w:space="0" w:sz="6" w:val="single"/>
+            </w:tcBorders>
+            <w:shd w:fill="ffffff" w:val="clear"/>
+            <w:tcMar>
+              <w:top w:w="0.0" w:type="dxa"/>
+              <w:left w:w="40.0" w:type="dxa"/>
+              <w:bottom w:w="0.0" w:type="dxa"/>
+              <w:right w:w="40.0" w:type="dxa"/>
+            </w:tcMar>
+            <w:vAlign w:val="center"/>
+          </w:tcPr>
+          <w:p>
+            <w:pPr>
+              <w:widowControl w:val="0"/>
+              <w:spacing w:line="276" w:lineRule="auto"/>
+              <w:rPr/>
+            </w:pPr>
+            <w:r>
+              <w:rPr>
+                <w:rFonts w:ascii="Roboto" w:cs="Roboto" w:eastAsia="Roboto" w:hAnsi="Roboto"/>
+                <w:color w:val="434343"/>
+                <w:rtl w:val="0"/>
+              </w:rPr>
+              <w:t xml:space="preserve">Favorece la retención del comprador en el tiempo y sirve de disparador de ventas futuras</w:t>
+            </w:r>
+            <w:r>
+              <w:rPr>
+                <w:rtl w:val="0"/>
+              </w:rPr>
+            </w:r>
+          </w:p>
+        </w:tc>
+      </w:tr>
+      <w:tr>
+        <w:trPr>
+          <w:cantSplit w:val="0"/>
+          <w:trHeight w:val="570" w:hRule="atLeast"/>
+          <w:tblHeader w:val="0"/>
+        </w:trPr>
+        <w:tc>
+          <w:tcPr>
+            <w:tcBorders>
+              <w:top w:color="cccccc" w:space="0" w:sz="6" w:val="single"/>
+              <w:left w:color="d9d9d9" w:space="0" w:sz="6" w:val="single"/>
+              <w:bottom w:color="d9d9d9" w:space="0" w:sz="6" w:val="single"/>
+              <w:right w:color="d9d9d9" w:space="0" w:sz="6" w:val="single"/>
+            </w:tcBorders>
+            <w:shd w:fill="c1e4f5" w:val="clear"/>
+            <w:tcMar>
+              <w:top w:w="0.0" w:type="dxa"/>
+              <w:left w:w="40.0" w:type="dxa"/>
+              <w:bottom w:w="0.0" w:type="dxa"/>
+              <w:right w:w="40.0" w:type="dxa"/>
+            </w:tcMar>
+            <w:vAlign w:val="center"/>
+          </w:tcPr>
+          <w:p>
+            <w:pPr>
+              <w:widowControl w:val="0"/>
+              <w:spacing w:line="276" w:lineRule="auto"/>
+              <w:rPr/>
+            </w:pPr>
+            <w:r>
+              <w:rPr>
+                <w:rFonts w:ascii="Roboto" w:cs="Roboto" w:eastAsia="Roboto" w:hAnsi="Roboto"/>
+                <w:color w:val="434343"/>
+                <w:rtl w:val="0"/>
+              </w:rPr>
+              <w:t xml:space="preserve">Gestión de Catálogo (Publicaciones)</w:t>
+            </w:r>
+            <w:r>
+              <w:rPr>
+                <w:rtl w:val="0"/>
+              </w:rPr>
+            </w:r>
+          </w:p>
+        </w:tc>
+        <w:tc>
+          <w:tcPr>
+            <w:tcBorders>
+              <w:top w:color="cccccc" w:space="0" w:sz="6" w:val="single"/>
+              <w:left w:color="cccccc" w:space="0" w:sz="6" w:val="single"/>
+              <w:bottom w:color="d9d9d9" w:space="0" w:sz="6" w:val="single"/>
+              <w:right w:color="d9d9d9" w:space="0" w:sz="6" w:val="single"/>
+            </w:tcBorders>
+            <w:shd w:fill="c1e4f5" w:val="clear"/>
+            <w:tcMar>
+              <w:top w:w="0.0" w:type="dxa"/>
+              <w:left w:w="40.0" w:type="dxa"/>
+              <w:bottom w:w="0.0" w:type="dxa"/>
+              <w:right w:w="40.0" w:type="dxa"/>
+            </w:tcMar>
+            <w:vAlign w:val="center"/>
+          </w:tcPr>
+          <w:p>
+            <w:pPr>
+              <w:widowControl w:val="0"/>
+              <w:spacing w:line="276" w:lineRule="auto"/>
+              <w:rPr/>
+            </w:pPr>
+            <w:r>
+              <w:rPr>
+                <w:rFonts w:ascii="Roboto" w:cs="Roboto" w:eastAsia="Roboto" w:hAnsi="Roboto"/>
+                <w:color w:val="434343"/>
+                <w:rtl w:val="0"/>
+              </w:rPr>
+              <w:t xml:space="preserve">Permitir al vendedor crear y mantener actualizado su propio catálogo de productos</w:t>
+            </w:r>
+            <w:r>
+              <w:rPr>
+                <w:rtl w:val="0"/>
+              </w:rPr>
+            </w:r>
+          </w:p>
+        </w:tc>
+        <w:tc>
+          <w:tcPr>
+            <w:tcBorders>
+              <w:top w:color="cccccc" w:space="0" w:sz="6" w:val="single"/>
+              <w:left w:color="cccccc" w:space="0" w:sz="6" w:val="single"/>
+              <w:bottom w:color="d9d9d9" w:space="0" w:sz="6" w:val="single"/>
+              <w:right w:color="d9d9d9" w:space="0" w:sz="6" w:val="single"/>
+            </w:tcBorders>
+            <w:shd w:fill="c1e4f5" w:val="clear"/>
+            <w:tcMar>
+              <w:top w:w="0.0" w:type="dxa"/>
+              <w:left w:w="40.0" w:type="dxa"/>
+              <w:bottom w:w="0.0" w:type="dxa"/>
+              <w:right w:w="40.0" w:type="dxa"/>
+            </w:tcMar>
+            <w:vAlign w:val="center"/>
+          </w:tcPr>
+          <w:p>
+            <w:pPr>
+              <w:widowControl w:val="0"/>
+              <w:spacing w:line="276" w:lineRule="auto"/>
+              <w:rPr/>
+            </w:pPr>
+            <w:r>
+              <w:rPr>
+                <w:rFonts w:ascii="Roboto" w:cs="Roboto" w:eastAsia="Roboto" w:hAnsi="Roboto"/>
+                <w:color w:val="434343"/>
+                <w:rtl w:val="0"/>
+              </w:rPr>
+              <w:t xml:space="preserve">Es la base de la oferta de la plataforma: sin publicaciones actualizadas y correctas no hay productos que el comprador pueda encontrar ni adquirir</w:t>
+            </w:r>
+            <w:r>
+              <w:rPr>
+                <w:rtl w:val="0"/>
+              </w:rPr>
+            </w:r>
+          </w:p>
+        </w:tc>
+      </w:tr>
+      <w:tr>
+        <w:trPr>
+          <w:cantSplit w:val="0"/>
+          <w:trHeight w:val="570" w:hRule="atLeast"/>
+          <w:tblHeader w:val="0"/>
+        </w:trPr>
+        <w:tc>
+          <w:tcPr>
+            <w:tcBorders>
+              <w:top w:color="cccccc" w:space="0" w:sz="6" w:val="single"/>
+              <w:left w:color="d9d9d9" w:space="0" w:sz="6" w:val="single"/>
+              <w:bottom w:color="d9d9d9" w:space="0" w:sz="6" w:val="single"/>
+              <w:right w:color="d9d9d9" w:space="0" w:sz="6" w:val="single"/>
+            </w:tcBorders>
+            <w:shd w:fill="ffffff" w:val="clear"/>
+            <w:tcMar>
+              <w:top w:w="0.0" w:type="dxa"/>
+              <w:left w:w="40.0" w:type="dxa"/>
+              <w:bottom w:w="0.0" w:type="dxa"/>
+              <w:right w:w="40.0" w:type="dxa"/>
+            </w:tcMar>
+            <w:vAlign w:val="center"/>
+          </w:tcPr>
+          <w:p>
+            <w:pPr>
+              <w:widowControl w:val="0"/>
+              <w:spacing w:line="276" w:lineRule="auto"/>
+              <w:rPr/>
+            </w:pPr>
+            <w:r>
+              <w:rPr>
+                <w:rFonts w:ascii="Roboto" w:cs="Roboto" w:eastAsia="Roboto" w:hAnsi="Roboto"/>
+                <w:color w:val="434343"/>
+                <w:rtl w:val="0"/>
+              </w:rPr>
+              <w:t xml:space="preserve">Panel y Estadísticas del Vendedor</w:t>
+            </w:r>
+            <w:r>
+              <w:rPr>
+                <w:rtl w:val="0"/>
+              </w:rPr>
+            </w:r>
+          </w:p>
+        </w:tc>
+        <w:tc>
+          <w:tcPr>
+            <w:tcBorders>
+              <w:top w:color="cccccc" w:space="0" w:sz="6" w:val="single"/>
+              <w:left w:color="cccccc" w:space="0" w:sz="6" w:val="single"/>
+              <w:bottom w:color="d9d9d9" w:space="0" w:sz="6" w:val="single"/>
+              <w:right w:color="d9d9d9" w:space="0" w:sz="6" w:val="single"/>
+            </w:tcBorders>
+            <w:shd w:fill="ffffff" w:val="clear"/>
+            <w:tcMar>
+              <w:top w:w="0.0" w:type="dxa"/>
+              <w:left w:w="40.0" w:type="dxa"/>
+              <w:bottom w:w="0.0" w:type="dxa"/>
+              <w:right w:w="40.0" w:type="dxa"/>
+            </w:tcMar>
+            <w:vAlign w:val="center"/>
+          </w:tcPr>
+          <w:p>
+            <w:pPr>
+              <w:widowControl w:val="0"/>
+              <w:spacing w:line="276" w:lineRule="auto"/>
+              <w:rPr/>
+            </w:pPr>
+            <w:r>
+              <w:rPr>
+                <w:rFonts w:ascii="Roboto" w:cs="Roboto" w:eastAsia="Roboto" w:hAnsi="Roboto"/>
+                <w:color w:val="434343"/>
+                <w:rtl w:val="0"/>
+              </w:rPr>
+              <w:t xml:space="preserve">Entregar al vendedor información sobre el desempeño de sus productos y ventas</w:t>
+            </w:r>
+            <w:r>
+              <w:rPr>
+                <w:rtl w:val="0"/>
+              </w:rPr>
+            </w:r>
+          </w:p>
+        </w:tc>
+        <w:tc>
+          <w:tcPr>
+            <w:tcBorders>
+              <w:top w:color="cccccc" w:space="0" w:sz="6" w:val="single"/>
+              <w:left w:color="cccccc" w:space="0" w:sz="6" w:val="single"/>
+              <w:bottom w:color="d9d9d9" w:space="0" w:sz="6" w:val="single"/>
+              <w:right w:color="d9d9d9" w:space="0" w:sz="6" w:val="single"/>
+            </w:tcBorders>
+            <w:shd w:fill="ffffff" w:val="clear"/>
+            <w:tcMar>
+              <w:top w:w="0.0" w:type="dxa"/>
+              <w:left w:w="40.0" w:type="dxa"/>
+              <w:bottom w:w="0.0" w:type="dxa"/>
+              <w:right w:w="40.0" w:type="dxa"/>
+            </w:tcMar>
+            <w:vAlign w:val="center"/>
+          </w:tcPr>
+          <w:p>
+            <w:pPr>
+              <w:widowControl w:val="0"/>
+              <w:spacing w:line="276" w:lineRule="auto"/>
+              <w:rPr/>
+            </w:pPr>
+            <w:r>
+              <w:rPr>
+                <w:rFonts w:ascii="Roboto" w:cs="Roboto" w:eastAsia="Roboto" w:hAnsi="Roboto"/>
+                <w:color w:val="434343"/>
+                <w:rtl w:val="0"/>
+              </w:rPr>
+              <w:t xml:space="preserve">Permite al vendedor tomar mejores decisiones comerciales (qué publicar, qué promocionar), aumentando su compromiso con la plataforma</w:t>
+            </w:r>
+            <w:r>
+              <w:rPr>
+                <w:rtl w:val="0"/>
+              </w:rPr>
+            </w:r>
+          </w:p>
+        </w:tc>
+      </w:tr>
+      <w:tr>
+        <w:trPr>
+          <w:cantSplit w:val="0"/>
+          <w:trHeight w:val="570" w:hRule="atLeast"/>
+          <w:tblHeader w:val="0"/>
+        </w:trPr>
+        <w:tc>
+          <w:tcPr>
+            <w:tcBorders>
+              <w:top w:color="cccccc" w:space="0" w:sz="6" w:val="single"/>
+              <w:left w:color="d9d9d9" w:space="0" w:sz="6" w:val="single"/>
+              <w:bottom w:color="d9d9d9" w:space="0" w:sz="6" w:val="single"/>
+              <w:right w:color="d9d9d9" w:space="0" w:sz="6" w:val="single"/>
+            </w:tcBorders>
+            <w:shd w:fill="c1e4f5" w:val="clear"/>
+            <w:tcMar>
+              <w:top w:w="0.0" w:type="dxa"/>
+              <w:left w:w="40.0" w:type="dxa"/>
+              <w:bottom w:w="0.0" w:type="dxa"/>
+              <w:right w:w="40.0" w:type="dxa"/>
+            </w:tcMar>
+            <w:vAlign w:val="center"/>
+          </w:tcPr>
+          <w:p>
+            <w:pPr>
+              <w:widowControl w:val="0"/>
+              <w:spacing w:line="276" w:lineRule="auto"/>
+              <w:rPr/>
+            </w:pPr>
+            <w:r>
+              <w:rPr>
+                <w:rFonts w:ascii="Roboto" w:cs="Roboto" w:eastAsia="Roboto" w:hAnsi="Roboto"/>
+                <w:color w:val="434343"/>
+                <w:rtl w:val="0"/>
+              </w:rPr>
+              <w:t xml:space="preserve">Logística y Reparto</w:t>
+            </w:r>
+            <w:r>
+              <w:rPr>
+                <w:rtl w:val="0"/>
+              </w:rPr>
+            </w:r>
+          </w:p>
+        </w:tc>
+        <w:tc>
+          <w:tcPr>
+            <w:tcBorders>
+              <w:top w:color="cccccc" w:space="0" w:sz="6" w:val="single"/>
+              <w:left w:color="cccccc" w:space="0" w:sz="6" w:val="single"/>
+              <w:bottom w:color="d9d9d9" w:space="0" w:sz="6" w:val="single"/>
+              <w:right w:color="d9d9d9" w:space="0" w:sz="6" w:val="single"/>
+            </w:tcBorders>
+            <w:shd w:fill="c1e4f5" w:val="clear"/>
+            <w:tcMar>
+              <w:top w:w="0.0" w:type="dxa"/>
+              <w:left w:w="40.0" w:type="dxa"/>
+              <w:bottom w:w="0.0" w:type="dxa"/>
+              <w:right w:w="40.0" w:type="dxa"/>
+            </w:tcMar>
+            <w:vAlign w:val="center"/>
+          </w:tcPr>
+          <w:p>
+            <w:pPr>
+              <w:widowControl w:val="0"/>
+              <w:spacing w:line="276" w:lineRule="auto"/>
+              <w:rPr/>
+            </w:pPr>
+            <w:r>
+              <w:rPr>
+                <w:rFonts w:ascii="Roboto" w:cs="Roboto" w:eastAsia="Roboto" w:hAnsi="Roboto"/>
+                <w:color w:val="434343"/>
+                <w:rtl w:val="0"/>
+              </w:rPr>
+              <w:t xml:space="preserve">Gestionar la entrega física de los pedidos confirmados mediante repartidores.</w:t>
+            </w:r>
+            <w:r>
+              <w:rPr>
+                <w:rtl w:val="0"/>
+              </w:rPr>
+            </w:r>
+          </w:p>
+        </w:tc>
+        <w:tc>
+          <w:tcPr>
+            <w:tcBorders>
+              <w:top w:color="cccccc" w:space="0" w:sz="6" w:val="single"/>
+              <w:left w:color="cccccc" w:space="0" w:sz="6" w:val="single"/>
+              <w:bottom w:color="d9d9d9" w:space="0" w:sz="6" w:val="single"/>
+              <w:right w:color="d9d9d9" w:space="0" w:sz="6" w:val="single"/>
+            </w:tcBorders>
+            <w:shd w:fill="c1e4f5" w:val="clear"/>
+            <w:tcMar>
+              <w:top w:w="0.0" w:type="dxa"/>
+              <w:left w:w="40.0" w:type="dxa"/>
+              <w:bottom w:w="0.0" w:type="dxa"/>
+              <w:right w:w="40.0" w:type="dxa"/>
+            </w:tcMar>
+            <w:vAlign w:val="center"/>
+          </w:tcPr>
+          <w:p>
+            <w:pPr>
+              <w:widowControl w:val="0"/>
+              <w:spacing w:line="276" w:lineRule="auto"/>
+              <w:rPr/>
+            </w:pPr>
+            <w:r>
+              <w:rPr>
+                <w:rFonts w:ascii="Roboto" w:cs="Roboto" w:eastAsia="Roboto" w:hAnsi="Roboto"/>
+                <w:color w:val="434343"/>
+                <w:rtl w:val="0"/>
+              </w:rPr>
+              <w:t xml:space="preserve">Cierra el ciclo de la transacción de forma tangible; sin un mecanismo de entrega, la intermediación no se traduce en un producto real en manos del comprador</w:t>
+            </w:r>
+            <w:r>
+              <w:rPr>
+                <w:rtl w:val="0"/>
+              </w:rPr>
+            </w:r>
+          </w:p>
+        </w:tc>
+      </w:tr>
+      <w:tr>
+        <w:trPr>
+          <w:cantSplit w:val="0"/>
+          <w:trHeight w:val="570" w:hRule="atLeast"/>
+          <w:tblHeader w:val="0"/>
+        </w:trPr>
+        <w:tc>
+          <w:tcPr>
+            <w:tcBorders>
+              <w:top w:color="cccccc" w:space="0" w:sz="6" w:val="single"/>
+              <w:left w:color="d9d9d9" w:space="0" w:sz="6" w:val="single"/>
+              <w:bottom w:color="d9d9d9" w:space="0" w:sz="6" w:val="single"/>
+              <w:right w:color="d9d9d9" w:space="0" w:sz="6" w:val="single"/>
+            </w:tcBorders>
+            <w:shd w:fill="ffffff" w:val="clear"/>
+            <w:tcMar>
+              <w:top w:w="0.0" w:type="dxa"/>
+              <w:left w:w="40.0" w:type="dxa"/>
+              <w:bottom w:w="0.0" w:type="dxa"/>
+              <w:right w:w="40.0" w:type="dxa"/>
+            </w:tcMar>
+            <w:vAlign w:val="center"/>
+          </w:tcPr>
+          <w:p>
+            <w:pPr>
+              <w:widowControl w:val="0"/>
+              <w:spacing w:line="276" w:lineRule="auto"/>
+              <w:rPr/>
+            </w:pPr>
+            <w:r>
+              <w:rPr>
+                <w:rFonts w:ascii="Roboto" w:cs="Roboto" w:eastAsia="Roboto" w:hAnsi="Roboto"/>
+                <w:color w:val="434343"/>
+                <w:rtl w:val="0"/>
+              </w:rPr>
+              <w:t xml:space="preserve">Administración y Moderación de la Plataforma</w:t>
+            </w:r>
+            <w:r>
+              <w:rPr>
+                <w:rtl w:val="0"/>
+              </w:rPr>
+            </w:r>
+          </w:p>
+        </w:tc>
+        <w:tc>
+          <w:tcPr>
+            <w:tcBorders>
+              <w:top w:color="cccccc" w:space="0" w:sz="6" w:val="single"/>
+              <w:left w:color="cccccc" w:space="0" w:sz="6" w:val="single"/>
+              <w:bottom w:color="d9d9d9" w:space="0" w:sz="6" w:val="single"/>
+              <w:right w:color="d9d9d9" w:space="0" w:sz="6" w:val="single"/>
+            </w:tcBorders>
+            <w:shd w:fill="ffffff" w:val="clear"/>
+            <w:tcMar>
+              <w:top w:w="0.0" w:type="dxa"/>
+              <w:left w:w="40.0" w:type="dxa"/>
+              <w:bottom w:w="0.0" w:type="dxa"/>
+              <w:right w:w="40.0" w:type="dxa"/>
+            </w:tcMar>
+            <w:vAlign w:val="center"/>
+          </w:tcPr>
+          <w:p>
+            <w:pPr>
+              <w:widowControl w:val="0"/>
+              <w:spacing w:line="276" w:lineRule="auto"/>
+              <w:rPr/>
+            </w:pPr>
+            <w:r>
+              <w:rPr>
+                <w:rFonts w:ascii="Roboto" w:cs="Roboto" w:eastAsia="Roboto" w:hAnsi="Roboto"/>
+                <w:color w:val="434343"/>
+                <w:rtl w:val="0"/>
+              </w:rPr>
+              <w:t xml:space="preserve">Supervisar y mantener la integridad, orden y buen funcionamiento general del sistema</w:t>
+            </w:r>
+            <w:r>
+              <w:rPr>
+                <w:rtl w:val="0"/>
+              </w:rPr>
+            </w:r>
+          </w:p>
+        </w:tc>
+        <w:tc>
+          <w:tcPr>
+            <w:tcBorders>
+              <w:top w:color="cccccc" w:space="0" w:sz="6" w:val="single"/>
+              <w:left w:color="cccccc" w:space="0" w:sz="6" w:val="single"/>
+              <w:bottom w:color="d9d9d9" w:space="0" w:sz="6" w:val="single"/>
+              <w:right w:color="d9d9d9" w:space="0" w:sz="6" w:val="single"/>
+            </w:tcBorders>
+            <w:shd w:fill="ffffff" w:val="clear"/>
+            <w:tcMar>
+              <w:top w:w="0.0" w:type="dxa"/>
+              <w:left w:w="40.0" w:type="dxa"/>
+              <w:bottom w:w="0.0" w:type="dxa"/>
+              <w:right w:w="40.0" w:type="dxa"/>
+            </w:tcMar>
+            <w:vAlign w:val="center"/>
+          </w:tcPr>
+          <w:p>
+            <w:pPr>
+              <w:widowControl w:val="0"/>
+              <w:spacing w:line="276" w:lineRule="auto"/>
+              <w:rPr/>
+            </w:pPr>
+            <w:r>
+              <w:rPr>
+                <w:rFonts w:ascii="Roboto" w:cs="Roboto" w:eastAsia="Roboto" w:hAnsi="Roboto"/>
+                <w:color w:val="434343"/>
+                <w:rtl w:val="0"/>
+              </w:rPr>
+              <w:t xml:space="preserve">Protege la calidad y seguridad del marketplace (usuarios, contenido, cupones, repartidores), lo que sostiene la confianza de todos los demás actores en el tiempo.</w:t>
+            </w:r>
+            <w:r>
+              <w:rPr>
+                <w:rtl w:val="0"/>
+              </w:rPr>
+            </w:r>
+          </w:p>
+        </w:tc>
+      </w:tr>
+    </w:tbl>
+    <w:p>
+      <w:pPr>
+        <w:jc w:val="center"/>
+        <w:rPr>
+          <w:sz w:val="24"/>
+          <w:szCs w:val="24"/>
+        </w:rPr>
+      </w:pPr>
+      <w:r>
+        <w:rPr>
+          <w:rtl w:val="0"/>
+        </w:rPr>
+      </w:r>
+    </w:p>
+    <w:p>
+      <w:pPr>
+        <w:jc w:val="center"/>
+        <w:rPr>
+          <w:sz w:val="24"/>
+          <w:szCs w:val="24"/>
+        </w:rPr>
+      </w:pPr>
+      <w:r>
+        <w:rPr>
+          <w:rtl w:val="0"/>
+        </w:rPr>
+      </w:r>
+    </w:p>
+    <w:p>
+      <w:pPr>
+        <w:jc w:val="center"/>
+        <w:rPr>
+          <w:sz w:val="24"/>
+          <w:szCs w:val="24"/>
+        </w:rPr>
+      </w:pPr>
+      <w:r>
+        <w:rPr>
+          <w:rtl w:val="0"/>
+        </w:rPr>
+      </w:r>
+    </w:p>
+    <w:p>
+      <w:pPr>
+        <w:jc w:val="center"/>
+        <w:rPr>
+          <w:sz w:val="24"/>
+          <w:szCs w:val="24"/>
+        </w:rPr>
+      </w:pPr>
+      <w:r>
+        <w:rPr>
+          <w:rtl w:val="0"/>
+        </w:rPr>
+      </w:r>
+    </w:p>
+    <w:p>
+      <w:pPr>
+        <w:jc w:val="center"/>
+        <w:rPr>
+          <w:sz w:val="24"/>
+          <w:szCs w:val="24"/>
+        </w:rPr>
+      </w:pPr>
+      <w:r>
+        <w:rPr>
+          <w:rtl w:val="0"/>
+        </w:rPr>
+      </w:r>
+    </w:p>
+    <w:p>
+      <w:pPr>
+        <w:jc w:val="center"/>
+        <w:rPr>
+          <w:sz w:val="24"/>
+          <w:szCs w:val="24"/>
+        </w:rPr>
+      </w:pPr>
+      <w:r>
+        <w:rPr>
+          <w:rtl w:val="0"/>
+        </w:rPr>
+      </w:r>
+    </w:p>
+    <w:p>
+      <w:pPr>
+        <w:jc w:val="center"/>
+        <w:rPr>
+          <w:sz w:val="24"/>
+          <w:szCs w:val="24"/>
+        </w:rPr>
+      </w:pPr>
+      <w:r>
+        <w:rPr>
+          <w:rtl w:val="0"/>
+        </w:rPr>
+      </w:r>
+    </w:p>
+    <w:p>
+      <w:pPr>
+        <w:jc w:val="center"/>
+        <w:rPr>
+          <w:sz w:val="24"/>
+          <w:szCs w:val="24"/>
+        </w:rPr>
+      </w:pPr>
+      <w:r>
+        <w:rPr>
+          <w:rtl w:val="0"/>
+        </w:rPr>
+      </w:r>
+    </w:p>
+    <w:p>
+      <w:pPr>
+        <w:jc w:val="center"/>
+        <w:rPr>
+          <w:sz w:val="24"/>
+          <w:szCs w:val="24"/>
+        </w:rPr>
+      </w:pPr>
+      <w:r>
+        <w:rPr>
+          <w:rtl w:val="0"/>
+        </w:rPr>
+      </w:r>
+    </w:p>
+    <w:p>
+      <w:pPr>
+        <w:jc w:val="center"/>
+        <w:rPr>
+          <w:sz w:val="24"/>
+          <w:szCs w:val="24"/>
+        </w:rPr>
+      </w:pPr>
+      <w:r>
+        <w:rPr>
+          <w:rtl w:val="0"/>
+        </w:rPr>
+      </w:r>
+    </w:p>
+    <w:p>
+      <w:pPr>
+        <w:jc w:val="center"/>
+        <w:rPr>
+          <w:sz w:val="24"/>
+          <w:szCs w:val="24"/>
+        </w:rPr>
+      </w:pPr>
+      <w:r>
+        <w:rPr>
+          <w:rtl w:val="0"/>
+        </w:rPr>
+      </w:r>
+    </w:p>
+    <w:p>
+      <w:pPr>
+        <w:jc w:val="center"/>
+        <w:rPr>
+          <w:sz w:val="24"/>
+          <w:szCs w:val="24"/>
+        </w:rPr>
+      </w:pPr>
+      <w:r>
+        <w:rPr>
+          <w:rtl w:val="0"/>
+        </w:rPr>
+      </w:r>
+    </w:p>
+    <w:p>
+      <w:pPr>
+        <w:jc w:val="center"/>
+        <w:rPr>
+          <w:sz w:val="24"/>
+          <w:szCs w:val="24"/>
+        </w:rPr>
+      </w:pPr>
+      <w:r>
+        <w:rPr>
+          <w:rtl w:val="0"/>
+        </w:rPr>
+      </w:r>
+    </w:p>
+    <w:p>
+      <w:pPr>
+        <w:jc w:val="center"/>
+        <w:rPr>
+          <w:sz w:val="24"/>
+          <w:szCs w:val="24"/>
+        </w:rPr>
+      </w:pPr>
+      <w:r>
+        <w:rPr>
+          <w:rtl w:val="0"/>
+        </w:rPr>
+      </w:r>
+    </w:p>
+    <w:p>
+      <w:pPr>
+        <w:jc w:val="center"/>
+        <w:rPr>
+          <w:sz w:val="24"/>
+          <w:szCs w:val="24"/>
+        </w:rPr>
+      </w:pPr>
+      <w:r>
+        <w:rPr>
+          <w:rtl w:val="0"/>
+        </w:rPr>
+      </w:r>
+    </w:p>
+    <w:p>
+      <w:pPr>
+        <w:jc w:val="center"/>
+        <w:rPr>
+          <w:sz w:val="24"/>
+          <w:szCs w:val="24"/>
+        </w:rPr>
+      </w:pPr>
+      <w:r>
+        <w:rPr>
+          <w:rtl w:val="0"/>
+        </w:rPr>
+      </w:r>
+    </w:p>
+    <w:p>
+      <w:pPr>
+        <w:jc w:val="center"/>
+        <w:rPr>
+          <w:sz w:val="24"/>
+          <w:szCs w:val="24"/>
+        </w:rPr>
+      </w:pPr>
+      <w:r>
+        <w:rPr>
+          <w:rtl w:val="0"/>
+        </w:rPr>
+      </w:r>
+    </w:p>
+    <w:p>
+      <w:pPr>
+        <w:jc w:val="center"/>
+        <w:rPr>
+          <w:sz w:val="24"/>
+          <w:szCs w:val="24"/>
+        </w:rPr>
+      </w:pPr>
+      <w:r>
+        <w:rPr>
+          <w:rtl w:val="0"/>
+        </w:rPr>
+      </w:r>
+    </w:p>
+    <w:p>
+      <w:pPr>
+        <w:jc w:val="center"/>
+        <w:rPr>
+          <w:sz w:val="24"/>
+          <w:szCs w:val="24"/>
+        </w:rPr>
+      </w:pPr>
+      <w:r>
+        <w:rPr>
+          <w:rtl w:val="0"/>
+        </w:rPr>
+      </w:r>
+    </w:p>
+    <w:p>
+      <w:pPr>
+        <w:jc w:val="center"/>
+        <w:rPr>
+          <w:sz w:val="24"/>
+          <w:szCs w:val="24"/>
+        </w:rPr>
+      </w:pPr>
+      <w:r>
+        <w:rPr>
+          <w:rtl w:val="0"/>
+        </w:rPr>
+      </w:r>
+    </w:p>
+    <w:p>
+      <w:pPr>
+        <w:jc w:val="center"/>
+        <w:rPr>
+          <w:sz w:val="24"/>
+          <w:szCs w:val="24"/>
+        </w:rPr>
+      </w:pPr>
+      <w:r>
+        <w:rPr>
+          <w:rtl w:val="0"/>
+        </w:rPr>
+      </w:r>
+    </w:p>
+    <w:p>
+      <w:pPr>
+        <w:jc w:val="center"/>
+        <w:rPr>
+          <w:sz w:val="24"/>
+          <w:szCs w:val="24"/>
+        </w:rPr>
+      </w:pPr>
+      <w:r>
+        <w:rPr>
+          <w:rtl w:val="0"/>
+        </w:rPr>
+      </w:r>
+    </w:p>
+    <w:p>
+      <w:pPr>
+        <w:jc w:val="center"/>
+        <w:rPr>
+          <w:sz w:val="24"/>
+          <w:szCs w:val="24"/>
+        </w:rPr>
+      </w:pPr>
+      <w:r>
+        <w:rPr>
+          <w:rtl w:val="0"/>
+        </w:rPr>
+      </w:r>
+    </w:p>
+    <w:p>
+      <w:pPr>
+        <w:jc w:val="center"/>
+        <w:rPr>
+          <w:sz w:val="24"/>
+          <w:szCs w:val="24"/>
+        </w:rPr>
+      </w:pPr>
+      <w:r>
+        <w:rPr>
+          <w:rtl w:val="0"/>
+        </w:rPr>
+      </w:r>
+    </w:p>
+    <w:p>
+      <w:pPr>
+        <w:jc w:val="center"/>
+        <w:rPr>
+          <w:sz w:val="24"/>
+          <w:szCs w:val="24"/>
+        </w:rPr>
+      </w:pPr>
+      <w:r>
+        <w:rPr>
+          <w:rtl w:val="0"/>
+        </w:rPr>
+      </w:r>
+    </w:p>
+    <w:p>
+      <w:pPr>
+        <w:jc w:val="center"/>
+        <w:rPr>
+          <w:sz w:val="24"/>
+          <w:szCs w:val="24"/>
+        </w:rPr>
+      </w:pPr>
+      <w:r>
+        <w:rPr>
+          <w:rtl w:val="0"/>
+        </w:rPr>
+      </w:r>
+    </w:p>
+    <w:p>
+      <w:pPr>
+        <w:jc w:val="left"/>
+        <w:rPr>
+          <w:sz w:val="24"/>
+          <w:szCs w:val="24"/>
+        </w:rPr>
+      </w:pPr>
+      <w:r>
+        <w:rPr>
+          <w:rtl w:val="0"/>
+        </w:rPr>
+      </w:r>
+    </w:p>
+    <w:p>
+      <w:pPr>
+        <w:jc w:val="center"/>
+        <w:rPr>
+          <w:b w:val="1"/>
+          <w:bCs w:val="1"/>
+          <w:sz w:val="30"/>
+          <w:szCs w:val="30"/>
+        </w:rPr>
+      </w:pPr>
+      <w:r>
+        <w:rPr>
+          <w:b w:val="1"/>
+          <w:bCs w:val="1"/>
+          <w:sz w:val="30"/>
+          <w:szCs w:val="30"/>
+          <w:rtl w:val="0"/>
+        </w:rPr>
+        <w:t xml:space="preserve">Requisitos no funcionales</w:t>
+      </w:r>
+    </w:p>
+    <w:p>
+      <w:pPr>
+        <w:jc w:val="center"/>
+        <w:rPr>
+          <w:b w:val="1"/>
+          <w:bCs w:val="1"/>
+          <w:sz w:val="30"/>
+          <w:szCs w:val="30"/>
+        </w:rPr>
+      </w:pPr>
+      <w:r>
+        <w:rPr>
+          <w:rtl w:val="0"/>
+        </w:rPr>
+      </w:r>
+    </w:p>
+    <w:p>
+      <w:pPr>
+        <w:jc w:val="center"/>
+        <w:rPr/>
+      </w:pPr>
+      <w:r>
+        <w:rPr>
+          <w:rtl w:val="0"/>
+        </w:rPr>
+        <w:t xml:space="preserve">los requisitos no funcionales de nuestro proyecto busca establecer un estándar de calidad en el que nos basamos para crear el sistema, estos son los siguientes:</w:t>
+      </w:r>
+    </w:p>
+    <w:p>
+      <w:pPr>
+        <w:jc w:val="center"/>
+        <w:rPr/>
+      </w:pPr>
+      <w:r>
+        <w:rPr>
+          <w:rtl w:val="0"/>
+        </w:rPr>
+      </w:r>
+    </w:p>
+    <w:p>
+      <w:pPr>
+        <w:jc w:val="left"/>
+        <w:rPr/>
+      </w:pPr>
+      <w:r>
+        <w:rPr>
+          <w:b w:val="1"/>
+          <w:bCs w:val="1"/>
+          <w:rtl w:val="0"/>
+        </w:rPr>
+        <w:t xml:space="preserve">Rendimiento: </w:t>
+      </w:r>
+      <w:r>
+        <w:rPr>
+          <w:rtl w:val="0"/>
+        </w:rPr>
+        <w:t xml:space="preserve">El sistema debe responder a operaciones de búsqueda y listado en un tiempo razonable bajo condiciones normales de uso.</w:t>
+      </w:r>
+    </w:p>
+    <w:p>
+      <w:pPr>
+        <w:jc w:val="left"/>
+        <w:rPr/>
+      </w:pPr>
+      <w:r>
+        <w:rPr>
+          <w:rtl w:val="0"/>
+        </w:rPr>
+      </w:r>
+    </w:p>
+    <w:p>
+      <w:pPr>
+        <w:rPr/>
+      </w:pPr>
+      <w:r>
+        <w:rPr>
+          <w:b w:val="1"/>
+          <w:bCs w:val="1"/>
+          <w:rtl w:val="0"/>
+        </w:rPr>
+        <w:t xml:space="preserve">Usabilidad: </w:t>
+      </w:r>
+      <w:r>
+        <w:rPr>
+          <w:rtl w:val="0"/>
+        </w:rPr>
+        <w:t xml:space="preserve">La interfaz debe ser responsiva y utilizable desde computadores y dispositivos móviles con navegador web moderno. </w:t>
+      </w:r>
+    </w:p>
+    <w:p>
+      <w:pPr>
+        <w:jc w:val="left"/>
+        <w:rPr/>
+      </w:pPr>
+      <w:r>
+        <w:rPr>
+          <w:rtl w:val="0"/>
+        </w:rPr>
+      </w:r>
+    </w:p>
+    <w:p>
+      <w:pPr>
+        <w:rPr/>
+      </w:pPr>
+      <w:r>
+        <w:rPr>
+          <w:b w:val="1"/>
+          <w:bCs w:val="1"/>
+          <w:rtl w:val="0"/>
+        </w:rPr>
+        <w:t xml:space="preserve">Seguridad:</w:t>
+      </w:r>
+      <w:r>
+        <w:rPr>
+          <w:rtl w:val="0"/>
+        </w:rPr>
+        <w:t xml:space="preserve">Las contraseñas de los usuarios deben almacenarse de forma cifrada, nunca en texto plano.</w:t>
+      </w:r>
+    </w:p>
+    <w:p>
+      <w:pPr>
+        <w:rPr/>
+      </w:pPr>
+      <w:r>
+        <w:rPr>
+          <w:rtl w:val="0"/>
+        </w:rPr>
+      </w:r>
+    </w:p>
+    <w:p>
+      <w:pPr>
+        <w:rPr/>
+      </w:pPr>
+      <w:r>
+        <w:rPr>
+          <w:rtl w:val="0"/>
+        </w:rPr>
+        <w:t xml:space="preserve">El acceso a las funcionalidades debe restringirse según el rol del usuario autenticado (control de acceso basado en roles).  </w:t>
+      </w:r>
+    </w:p>
+    <w:p>
+      <w:pPr>
+        <w:jc w:val="left"/>
+        <w:rPr/>
+      </w:pPr>
+      <w:r>
+        <w:rPr>
+          <w:rtl w:val="0"/>
+        </w:rPr>
+      </w:r>
+    </w:p>
+    <w:p>
+      <w:pPr>
+        <w:rPr/>
+      </w:pPr>
+      <w:r>
+        <w:rPr>
+          <w:b w:val="1"/>
+          <w:bCs w:val="1"/>
+          <w:rtl w:val="0"/>
+        </w:rPr>
+        <w:t xml:space="preserve">Disponibilidad: </w:t>
+      </w:r>
+      <w:r>
+        <w:rPr>
+          <w:rtl w:val="0"/>
+        </w:rPr>
+        <w:t xml:space="preserve">El sistema debe estar de manera continua funcionando las 24 horas del día, todos los días. </w:t>
+      </w:r>
+    </w:p>
+    <w:p>
+      <w:pPr>
+        <w:jc w:val="left"/>
+        <w:rPr/>
+      </w:pPr>
+      <w:r>
+        <w:rPr>
+          <w:rtl w:val="0"/>
+        </w:rPr>
+      </w:r>
+    </w:p>
+    <w:p>
+      <w:pPr>
+        <w:rPr/>
+      </w:pPr>
+      <w:r>
+        <w:rPr>
+          <w:b w:val="1"/>
+          <w:bCs w:val="1"/>
+          <w:rtl w:val="0"/>
+        </w:rPr>
+        <w:t xml:space="preserve">Compatibilidad: </w:t>
+      </w:r>
+      <w:r>
+        <w:rPr>
+          <w:rtl w:val="0"/>
+        </w:rPr>
+        <w:t xml:space="preserve">El sistema debe funcionar correctamente en cualquier dispositivo de uso cotidiano con acceso a la web.</w:t>
+      </w:r>
+    </w:p>
+    <w:p>
+      <w:pPr>
+        <w:jc w:val="left"/>
+        <w:rPr/>
+      </w:pPr>
+      <w:r>
+        <w:rPr>
+          <w:rtl w:val="0"/>
+        </w:rPr>
+      </w:r>
+    </w:p>
+    <w:p>
+      <w:pPr>
+        <w:rPr/>
+      </w:pPr>
+      <w:r>
+        <w:rPr>
+          <w:b w:val="1"/>
+          <w:bCs w:val="1"/>
+          <w:rtl w:val="0"/>
+        </w:rPr>
+        <w:t xml:space="preserve">Mantenibilidad: </w:t>
+      </w:r>
+      <w:r>
+        <w:rPr>
+          <w:rtl w:val="0"/>
+        </w:rPr>
+        <w:t xml:space="preserve">El código debe organizarse de forma modular, documentada y consistente con buenas prácticas de desarrollo, para facilitar su mantención. </w:t>
+      </w:r>
+    </w:p>
+    <w:p>
+      <w:pPr>
+        <w:jc w:val="left"/>
+        <w:rPr/>
+      </w:pPr>
+      <w:r>
+        <w:rPr>
+          <w:rtl w:val="0"/>
+        </w:rPr>
+      </w:r>
+    </w:p>
+    <w:p>
+      <w:pPr>
+        <w:rPr/>
+      </w:pPr>
+      <w:r>
+        <w:rPr>
+          <w:b w:val="1"/>
+          <w:bCs w:val="1"/>
+          <w:rtl w:val="0"/>
+        </w:rPr>
+        <w:t xml:space="preserve">Escalabilidad: </w:t>
+      </w:r>
+      <w:r>
+        <w:rPr>
+          <w:rtl w:val="0"/>
+        </w:rPr>
+        <w:t xml:space="preserve">El sistema debe soportar un volumen moderado de usuarios, publicaciones y pedidos concurrentes.  </w:t>
+      </w:r>
+      <w:r>
+        <w:rPr>
+          <w:rtl w:val="0"/>
+        </w:rPr>
       </w:r>
     </w:p>
     <w:sectPr>
+      <w:headerReference r:id="rId6" w:type="default"/>
       <w:pgSz w:h="16834" w:w="11909" w:orient="portrait"/>
       <w:pgMar w:bottom="1440" w:top="1440" w:left="1440" w:right="1440" w:header="720" w:footer="720"/>
       <w:pgNumType w:start="1"/>
     </w:sectPr>
   </w:body>
 </w:document>
+</file>
+
+<file path=word/header1.xml><?xml version="1.0" encoding="utf-8"?>
+<w:hdr xmlns:mc="http://schemas.openxmlformats.org/markup-compatibility/2006" xmlns:o="urn:schemas-microsoft-com:office:office" xmlns:r="http://schemas.openxmlformats.org/officeDocument/2006/relationships" xmlns:m="http://schemas.openxmlformats.org/officeDocument/2006/math" xmlns:v="urn:schemas-microsoft-com:vml" xmlns:wp="http://schemas.openxmlformats.org/drawingml/2006/wordprocessingDrawing" xmlns:w10="urn:schemas-microsoft-com:office:word" xmlns:w="http://schemas.openxmlformats.org/wordprocessingml/2006/main" xmlns:wne="http://schemas.microsoft.com/office/word/2006/wordml" xmlns:sl="http://schemas.openxmlformats.org/schemaLibrary/2006/main" xmlns:a="http://schemas.openxmlformats.org/drawingml/2006/main" xmlns:pic="http://schemas.openxmlformats.org/drawingml/2006/picture" xmlns:c="http://schemas.openxmlformats.org/drawingml/2006/chart" xmlns:lc="http://schemas.openxmlformats.org/drawingml/2006/lockedCanvas" xmlns:dgm="http://schemas.openxmlformats.org/drawingml/2006/diagram" xmlns:wps="http://schemas.microsoft.com/office/word/2010/wordprocessingShape" xmlns:wpg="http://schemas.microsoft.com/office/word/2010/wordprocessingGroup" xmlns:w14="http://schemas.microsoft.com/office/word/2010/wordml" xmlns:w15="http://schemas.microsoft.com/office/word/2012/wordml" xmlns:w16="http://schemas.microsoft.com/office/word/2018/wordml" xmlns:w16cex="http://schemas.microsoft.com/office/word/2018/wordml/cex" xmlns:w16cid="http://schemas.microsoft.com/office/word/2016/wordml/cid" xmlns="http://schemas.microsoft.com/office/tasks/2019/documenttasks" xmlns:cr="http://schemas.microsoft.com/office/comments/2020/reactions">
+  <w:p>
+    <w:pPr>
+      <w:jc w:val="right"/>
+      <w:rPr/>
+    </w:pPr>
+    <w:r>
+      <w:rPr>
+        <w:rtl w:val="0"/>
+      </w:rPr>
+      <w:t xml:space="preserve">Pág-</w:t>
+    </w:r>
+    <w:r>
+      <w:rPr/>
+      <w:fldChar w:fldCharType="begin"/>
+      <w:instrText xml:space="preserve">PAGE</w:instrText>
+      <w:fldChar w:fldCharType="separate"/>
+      <w:fldChar w:fldCharType="end"/>
+    </w:r>
+    <w:r>
+      <w:rPr>
+        <w:rtl w:val="0"/>
+      </w:rPr>
+    </w:r>
+  </w:p>
+</w:hdr>
 </file>
 
 <file path=word/numbering.xml><?xml version="1.0" encoding="utf-8"?>
@@ -751,7 +4675,6 @@
     <w:pPr>
       <w:keepNext w:val="1"/>
       <w:keepLines w:val="1"/>
-      <w:pageBreakBefore w:val="0"/>
       <w:spacing w:after="120" w:before="400" w:lineRule="auto"/>
     </w:pPr>
     <w:rPr>
@@ -766,12 +4689,9 @@
     <w:pPr>
       <w:keepNext w:val="1"/>
       <w:keepLines w:val="1"/>
-      <w:pageBreakBefore w:val="0"/>
       <w:spacing w:after="120" w:before="360" w:lineRule="auto"/>
     </w:pPr>
     <w:rPr>
-      <w:b w:val="0"/>
-      <w:bCs w:val="0"/>
       <w:sz w:val="32"/>
       <w:szCs w:val="32"/>
     </w:rPr>
@@ -783,12 +4703,9 @@
     <w:pPr>
       <w:keepNext w:val="1"/>
       <w:keepLines w:val="1"/>
-      <w:pageBreakBefore w:val="0"/>
       <w:spacing w:after="80" w:before="320" w:lineRule="auto"/>
     </w:pPr>
     <w:rPr>
-      <w:b w:val="0"/>
-      <w:bCs w:val="0"/>
       <w:color w:val="434343"/>
       <w:sz w:val="28"/>
       <w:szCs w:val="28"/>
@@ -801,7 +4718,6 @@
     <w:pPr>
       <w:keepNext w:val="1"/>
       <w:keepLines w:val="1"/>
-      <w:pageBreakBefore w:val="0"/>
       <w:spacing w:after="80" w:before="280" w:lineRule="auto"/>
     </w:pPr>
     <w:rPr>
@@ -817,13 +4733,10 @@
     <w:pPr>
       <w:keepNext w:val="1"/>
       <w:keepLines w:val="1"/>
-      <w:pageBreakBefore w:val="0"/>
       <w:spacing w:after="80" w:before="240" w:lineRule="auto"/>
     </w:pPr>
     <w:rPr>
       <w:color w:val="666666"/>
-      <w:sz w:val="22"/>
-      <w:szCs w:val="22"/>
     </w:rPr>
   </w:style>
   <w:style w:type="paragraph" w:styleId="Heading6">
@@ -833,15 +4746,12 @@
     <w:pPr>
       <w:keepNext w:val="1"/>
       <w:keepLines w:val="1"/>
-      <w:pageBreakBefore w:val="0"/>
       <w:spacing w:after="80" w:before="240" w:lineRule="auto"/>
     </w:pPr>
     <w:rPr>
       <w:i w:val="1"/>
       <w:iCs w:val="1"/>
       <w:color w:val="666666"/>
-      <w:sz w:val="22"/>
-      <w:szCs w:val="22"/>
     </w:rPr>
   </w:style>
   <w:style w:type="paragraph" w:styleId="Title">
@@ -851,8 +4761,7 @@
     <w:pPr>
       <w:keepNext w:val="1"/>
       <w:keepLines w:val="1"/>
-      <w:pageBreakBefore w:val="0"/>
-      <w:spacing w:after="60" w:before="0" w:lineRule="auto"/>
+      <w:spacing w:after="60" w:lineRule="auto"/>
     </w:pPr>
     <w:rPr>
       <w:sz w:val="52"/>
@@ -866,17 +4775,37 @@
     <w:pPr>
       <w:keepNext w:val="1"/>
       <w:keepLines w:val="1"/>
-      <w:pageBreakBefore w:val="0"/>
-      <w:spacing w:after="320" w:before="0" w:lineRule="auto"/>
+      <w:spacing w:after="320" w:lineRule="auto"/>
     </w:pPr>
     <w:rPr>
-      <w:rFonts w:ascii="Arial" w:cs="Arial" w:eastAsia="Arial" w:hAnsi="Arial"/>
-      <w:i w:val="0"/>
-      <w:iCs w:val="0"/>
       <w:color w:val="666666"/>
       <w:sz w:val="30"/>
       <w:szCs w:val="30"/>
     </w:rPr>
+  </w:style>
+  <w:style w:type="table" w:styleId="Table1">
+    <w:basedOn w:val="TableNormal"/>
+    <w:pPr>
+      <w:spacing w:line="240" w:lineRule="auto"/>
+    </w:pPr>
+    <w:tblPr>
+      <w:tblStyleRowBandSize w:val="1"/>
+      <w:tblStyleColBandSize w:val="1"/>
+      <w:tblCellMar>
+        <w:top w:w="0.0" w:type="dxa"/>
+        <w:left w:w="108.0" w:type="dxa"/>
+        <w:bottom w:w="0.0" w:type="dxa"/>
+        <w:right w:w="108.0" w:type="dxa"/>
+      </w:tblCellMar>
+    </w:tblPr>
+  </w:style>
+  <w:style w:type="table" w:styleId="Table2">
+    <w:basedOn w:val="TableNormal"/>
+    <w:tblPr>
+      <w:tblStyleRowBandSize w:val="1"/>
+      <w:tblStyleColBandSize w:val="1"/>
+      <w:tblCellMar/>
+    </w:tblPr>
   </w:style>
 </w:styles>
 </file>
